--- a/reports/report.docx
+++ b/reports/report.docx
@@ -649,182 +649,6 @@
     </w:p>
     <w:p>
       <w:pPr>
-        <w:pStyle w:val="a6"/>
-        <w:keepNext/>
-        <w:keepLines/>
-        <w:numPr>
-          <w:ilvl w:val="0"/>
-          <w:numId w:val="19"/>
-        </w:numPr>
-        <w:pBdr>
-          <w:top w:val="nil"/>
-          <w:left w:val="nil"/>
-          <w:bottom w:val="nil"/>
-          <w:right w:val="nil"/>
-          <w:between w:val="nil"/>
-        </w:pBdr>
-        <w:spacing w:after="0" w:line="360" w:lineRule="auto"/>
-        <w:ind w:left="0" w:firstLine="851"/>
-        <w:rPr>
-          <w:rFonts w:ascii="Times New Roman" w:eastAsia="Times New Roman" w:hAnsi="Times New Roman" w:cs="Times New Roman"/>
-          <w:color w:val="000000"/>
-          <w:sz w:val="28"/>
-          <w:szCs w:val="28"/>
-        </w:rPr>
-      </w:pPr>
-      <w:r>
-        <w:rPr>
-          <w:rFonts w:ascii="Times New Roman" w:eastAsia="Times New Roman" w:hAnsi="Times New Roman" w:cs="Times New Roman"/>
-          <w:color w:val="000000"/>
-          <w:sz w:val="28"/>
-          <w:szCs w:val="28"/>
-        </w:rPr>
-        <w:t>Общая информация о проекте</w:t>
-      </w:r>
-      <w:r>
-        <w:rPr>
-          <w:rFonts w:ascii="Times New Roman" w:eastAsia="Times New Roman" w:hAnsi="Times New Roman" w:cs="Times New Roman"/>
-          <w:color w:val="000000"/>
-          <w:sz w:val="28"/>
-          <w:szCs w:val="28"/>
-        </w:rPr>
-        <w:t>:</w:t>
-      </w:r>
-    </w:p>
-    <w:p>
-      <w:pPr>
-        <w:pStyle w:val="a6"/>
-        <w:keepNext/>
-        <w:keepLines/>
-        <w:numPr>
-          <w:ilvl w:val="0"/>
-          <w:numId w:val="19"/>
-        </w:numPr>
-        <w:pBdr>
-          <w:top w:val="nil"/>
-          <w:left w:val="nil"/>
-          <w:bottom w:val="nil"/>
-          <w:right w:val="nil"/>
-          <w:between w:val="nil"/>
-        </w:pBdr>
-        <w:spacing w:after="0" w:line="360" w:lineRule="auto"/>
-        <w:ind w:left="0" w:firstLine="851"/>
-        <w:rPr>
-          <w:rFonts w:ascii="Times New Roman" w:eastAsia="Times New Roman" w:hAnsi="Times New Roman" w:cs="Times New Roman"/>
-          <w:color w:val="000000"/>
-          <w:sz w:val="28"/>
-          <w:szCs w:val="28"/>
-        </w:rPr>
-      </w:pPr>
-      <w:r>
-        <w:rPr>
-          <w:rFonts w:ascii="Times New Roman" w:eastAsia="Times New Roman" w:hAnsi="Times New Roman" w:cs="Times New Roman"/>
-          <w:color w:val="000000"/>
-          <w:sz w:val="28"/>
-          <w:szCs w:val="28"/>
-        </w:rPr>
-        <w:t>Общая характеристика деятельности организации</w:t>
-      </w:r>
-    </w:p>
-    <w:p>
-      <w:pPr>
-        <w:pStyle w:val="a6"/>
-        <w:keepNext/>
-        <w:keepLines/>
-        <w:numPr>
-          <w:ilvl w:val="0"/>
-          <w:numId w:val="19"/>
-        </w:numPr>
-        <w:pBdr>
-          <w:top w:val="nil"/>
-          <w:left w:val="nil"/>
-          <w:bottom w:val="nil"/>
-          <w:right w:val="nil"/>
-          <w:between w:val="nil"/>
-        </w:pBdr>
-        <w:spacing w:after="0" w:line="360" w:lineRule="auto"/>
-        <w:ind w:left="0" w:firstLine="851"/>
-        <w:rPr>
-          <w:rFonts w:ascii="Times New Roman" w:eastAsia="Times New Roman" w:hAnsi="Times New Roman" w:cs="Times New Roman"/>
-          <w:color w:val="000000"/>
-          <w:sz w:val="28"/>
-          <w:szCs w:val="28"/>
-        </w:rPr>
-      </w:pPr>
-      <w:r>
-        <w:rPr>
-          <w:rFonts w:ascii="Times New Roman" w:eastAsia="Times New Roman" w:hAnsi="Times New Roman" w:cs="Times New Roman"/>
-          <w:color w:val="000000"/>
-          <w:sz w:val="28"/>
-          <w:szCs w:val="28"/>
-        </w:rPr>
-        <w:t xml:space="preserve">Описание задания по проектной практике </w:t>
-      </w:r>
-    </w:p>
-    <w:p>
-      <w:pPr>
-        <w:pStyle w:val="a6"/>
-        <w:keepNext/>
-        <w:keepLines/>
-        <w:numPr>
-          <w:ilvl w:val="0"/>
-          <w:numId w:val="19"/>
-        </w:numPr>
-        <w:pBdr>
-          <w:top w:val="nil"/>
-          <w:left w:val="nil"/>
-          <w:bottom w:val="nil"/>
-          <w:right w:val="nil"/>
-          <w:between w:val="nil"/>
-        </w:pBdr>
-        <w:spacing w:after="0" w:line="360" w:lineRule="auto"/>
-        <w:ind w:left="0" w:firstLine="851"/>
-        <w:rPr>
-          <w:rFonts w:ascii="Times New Roman" w:eastAsia="Times New Roman" w:hAnsi="Times New Roman" w:cs="Times New Roman"/>
-          <w:color w:val="000000"/>
-          <w:sz w:val="28"/>
-          <w:szCs w:val="28"/>
-        </w:rPr>
-      </w:pPr>
-      <w:r>
-        <w:rPr>
-          <w:rFonts w:ascii="Times New Roman" w:eastAsia="Times New Roman" w:hAnsi="Times New Roman" w:cs="Times New Roman"/>
-          <w:color w:val="000000"/>
-          <w:sz w:val="28"/>
-          <w:szCs w:val="28"/>
-        </w:rPr>
-        <w:t>Описание достигнутых результатов по</w:t>
-      </w:r>
-      <w:r>
-        <w:rPr>
-          <w:rFonts w:ascii="Times New Roman" w:eastAsia="Times New Roman" w:hAnsi="Times New Roman" w:cs="Times New Roman"/>
-          <w:color w:val="000000"/>
-          <w:sz w:val="28"/>
-          <w:szCs w:val="28"/>
-        </w:rPr>
-        <w:t xml:space="preserve"> проектной </w:t>
-      </w:r>
-      <w:r>
-        <w:rPr>
-          <w:rFonts w:ascii="Times New Roman" w:eastAsia="Times New Roman" w:hAnsi="Times New Roman" w:cs="Times New Roman"/>
-          <w:color w:val="000000"/>
-          <w:sz w:val="28"/>
-          <w:szCs w:val="28"/>
-        </w:rPr>
-        <w:t>практик</w:t>
-      </w:r>
-      <w:r>
-        <w:rPr>
-          <w:rFonts w:ascii="Times New Roman" w:eastAsia="Times New Roman" w:hAnsi="Times New Roman" w:cs="Times New Roman"/>
-          <w:color w:val="000000"/>
-          <w:sz w:val="28"/>
-          <w:szCs w:val="28"/>
-        </w:rPr>
-        <w:t>е</w:t>
-      </w:r>
-    </w:p>
-    <w:p>
-      <w:pPr>
         <w:keepNext/>
         <w:keepLines/>
         <w:pBdr>
@@ -850,11 +674,30 @@
           <w:sz w:val="28"/>
           <w:szCs w:val="28"/>
         </w:rPr>
-        <w:t>4.1 Настройка Git и репозитория</w:t>
-      </w:r>
-    </w:p>
-    <w:p>
-      <w:pPr>
+        <w:t xml:space="preserve">1. </w:t>
+      </w:r>
+      <w:r>
+        <w:rPr>
+          <w:rFonts w:ascii="Times New Roman" w:eastAsia="Times New Roman" w:hAnsi="Times New Roman" w:cs="Times New Roman"/>
+          <w:color w:val="000000"/>
+          <w:sz w:val="28"/>
+          <w:szCs w:val="28"/>
+        </w:rPr>
+        <w:t>Общая информация о проекте</w:t>
+      </w:r>
+      <w:r>
+        <w:rPr>
+          <w:rFonts w:ascii="Times New Roman" w:eastAsia="Times New Roman" w:hAnsi="Times New Roman" w:cs="Times New Roman"/>
+          <w:color w:val="000000"/>
+          <w:sz w:val="28"/>
+          <w:szCs w:val="28"/>
+        </w:rPr>
+        <w:t>:</w:t>
+      </w:r>
+    </w:p>
+    <w:p>
+      <w:pPr>
+        <w:pStyle w:val="a6"/>
         <w:keepNext/>
         <w:keepLines/>
         <w:pBdr>
@@ -865,24 +708,14 @@
           <w:between w:val="nil"/>
         </w:pBdr>
         <w:spacing w:after="0" w:line="360" w:lineRule="auto"/>
-        <w:ind w:firstLine="882"/>
-        <w:rPr>
-          <w:rFonts w:ascii="Times New Roman" w:eastAsia="Times New Roman" w:hAnsi="Times New Roman" w:cs="Times New Roman"/>
-          <w:color w:val="000000"/>
-          <w:sz w:val="28"/>
-          <w:szCs w:val="28"/>
-          <w:lang w:val="en-US"/>
-        </w:rPr>
-      </w:pPr>
-      <w:r>
-        <w:rPr>
-          <w:rFonts w:ascii="Times New Roman" w:eastAsia="Times New Roman" w:hAnsi="Times New Roman" w:cs="Times New Roman"/>
-          <w:color w:val="000000"/>
-          <w:sz w:val="28"/>
-          <w:szCs w:val="28"/>
-        </w:rPr>
-        <w:t>4.</w:t>
-      </w:r>
+        <w:ind w:left="851"/>
+        <w:rPr>
+          <w:rFonts w:ascii="Times New Roman" w:eastAsia="Times New Roman" w:hAnsi="Times New Roman" w:cs="Times New Roman"/>
+          <w:color w:val="000000"/>
+          <w:sz w:val="28"/>
+          <w:szCs w:val="28"/>
+        </w:rPr>
+      </w:pPr>
       <w:r>
         <w:rPr>
           <w:rFonts w:ascii="Times New Roman" w:eastAsia="Times New Roman" w:hAnsi="Times New Roman" w:cs="Times New Roman"/>
@@ -899,30 +732,12 @@
           <w:sz w:val="28"/>
           <w:szCs w:val="28"/>
         </w:rPr>
-        <w:t>Д</w:t>
-      </w:r>
-      <w:r>
-        <w:rPr>
-          <w:rFonts w:ascii="Times New Roman" w:eastAsia="Times New Roman" w:hAnsi="Times New Roman" w:cs="Times New Roman"/>
-          <w:color w:val="000000"/>
-          <w:sz w:val="28"/>
-          <w:szCs w:val="28"/>
-        </w:rPr>
-        <w:t xml:space="preserve">окументация в формате </w:t>
-      </w:r>
-      <w:r>
-        <w:rPr>
-          <w:rFonts w:ascii="Times New Roman" w:eastAsia="Times New Roman" w:hAnsi="Times New Roman" w:cs="Times New Roman"/>
-          <w:color w:val="000000"/>
-          <w:sz w:val="28"/>
-          <w:szCs w:val="28"/>
-          <w:lang w:val="en-US"/>
-        </w:rPr>
-        <w:t>Markdown</w:t>
-      </w:r>
-    </w:p>
-    <w:p>
-      <w:pPr>
+        <w:t>Общая характеристика деятельности организации</w:t>
+      </w:r>
+    </w:p>
+    <w:p>
+      <w:pPr>
+        <w:pStyle w:val="a6"/>
         <w:keepNext/>
         <w:keepLines/>
         <w:pBdr>
@@ -933,26 +748,36 @@
           <w:between w:val="nil"/>
         </w:pBdr>
         <w:spacing w:after="0" w:line="360" w:lineRule="auto"/>
-        <w:ind w:firstLine="851"/>
-        <w:rPr>
-          <w:rFonts w:ascii="Times New Roman" w:eastAsia="Times New Roman" w:hAnsi="Times New Roman" w:cs="Times New Roman"/>
-          <w:color w:val="000000"/>
-          <w:sz w:val="28"/>
-          <w:szCs w:val="28"/>
-        </w:rPr>
-      </w:pPr>
-      <w:r>
-        <w:rPr>
-          <w:rFonts w:ascii="Times New Roman" w:eastAsia="Times New Roman" w:hAnsi="Times New Roman" w:cs="Times New Roman"/>
-          <w:color w:val="000000"/>
-          <w:sz w:val="28"/>
-          <w:szCs w:val="28"/>
-        </w:rPr>
-        <w:t>4.3 Разработка веб-сайта</w:t>
-      </w:r>
-    </w:p>
-    <w:p>
-      <w:pPr>
+        <w:ind w:left="851"/>
+        <w:rPr>
+          <w:rFonts w:ascii="Times New Roman" w:eastAsia="Times New Roman" w:hAnsi="Times New Roman" w:cs="Times New Roman"/>
+          <w:color w:val="000000"/>
+          <w:sz w:val="28"/>
+          <w:szCs w:val="28"/>
+        </w:rPr>
+      </w:pPr>
+      <w:r>
+        <w:rPr>
+          <w:rFonts w:ascii="Times New Roman" w:eastAsia="Times New Roman" w:hAnsi="Times New Roman" w:cs="Times New Roman"/>
+          <w:color w:val="000000"/>
+          <w:sz w:val="28"/>
+          <w:szCs w:val="28"/>
+        </w:rPr>
+        <w:t xml:space="preserve">3. </w:t>
+      </w:r>
+      <w:r>
+        <w:rPr>
+          <w:rFonts w:ascii="Times New Roman" w:eastAsia="Times New Roman" w:hAnsi="Times New Roman" w:cs="Times New Roman"/>
+          <w:color w:val="000000"/>
+          <w:sz w:val="28"/>
+          <w:szCs w:val="28"/>
+        </w:rPr>
+        <w:t xml:space="preserve">Описание задания по проектной практике </w:t>
+      </w:r>
+    </w:p>
+    <w:p>
+      <w:pPr>
+        <w:pStyle w:val="a6"/>
         <w:keepNext/>
         <w:keepLines/>
         <w:pBdr>
@@ -963,23 +788,58 @@
           <w:between w:val="nil"/>
         </w:pBdr>
         <w:spacing w:after="0" w:line="360" w:lineRule="auto"/>
-        <w:ind w:firstLine="851"/>
-        <w:rPr>
-          <w:rFonts w:ascii="Times New Roman" w:eastAsia="Times New Roman" w:hAnsi="Times New Roman" w:cs="Times New Roman"/>
-          <w:i/>
-          <w:color w:val="000000"/>
-          <w:sz w:val="28"/>
-          <w:szCs w:val="28"/>
-        </w:rPr>
-      </w:pPr>
-      <w:r>
-        <w:rPr>
-          <w:rFonts w:ascii="Times New Roman" w:eastAsia="Times New Roman" w:hAnsi="Times New Roman" w:cs="Times New Roman"/>
-          <w:color w:val="000000"/>
-          <w:sz w:val="28"/>
-          <w:szCs w:val="28"/>
-        </w:rPr>
-        <w:t>Заключение</w:t>
+        <w:ind w:left="851"/>
+        <w:rPr>
+          <w:rFonts w:ascii="Times New Roman" w:eastAsia="Times New Roman" w:hAnsi="Times New Roman" w:cs="Times New Roman"/>
+          <w:color w:val="000000"/>
+          <w:sz w:val="28"/>
+          <w:szCs w:val="28"/>
+        </w:rPr>
+      </w:pPr>
+      <w:r>
+        <w:rPr>
+          <w:rFonts w:ascii="Times New Roman" w:eastAsia="Times New Roman" w:hAnsi="Times New Roman" w:cs="Times New Roman"/>
+          <w:color w:val="000000"/>
+          <w:sz w:val="28"/>
+          <w:szCs w:val="28"/>
+        </w:rPr>
+        <w:t xml:space="preserve">4. </w:t>
+      </w:r>
+      <w:r>
+        <w:rPr>
+          <w:rFonts w:ascii="Times New Roman" w:eastAsia="Times New Roman" w:hAnsi="Times New Roman" w:cs="Times New Roman"/>
+          <w:color w:val="000000"/>
+          <w:sz w:val="28"/>
+          <w:szCs w:val="28"/>
+        </w:rPr>
+        <w:t>Описание достигнутых результатов по</w:t>
+      </w:r>
+      <w:r>
+        <w:rPr>
+          <w:rFonts w:ascii="Times New Roman" w:eastAsia="Times New Roman" w:hAnsi="Times New Roman" w:cs="Times New Roman"/>
+          <w:color w:val="000000"/>
+          <w:sz w:val="28"/>
+          <w:szCs w:val="28"/>
+        </w:rPr>
+        <w:t xml:space="preserve"> проектной </w:t>
+      </w:r>
+      <w:r>
+        <w:rPr>
+          <w:rFonts w:ascii="Times New Roman" w:eastAsia="Times New Roman" w:hAnsi="Times New Roman" w:cs="Times New Roman"/>
+          <w:color w:val="000000"/>
+          <w:sz w:val="28"/>
+          <w:szCs w:val="28"/>
+        </w:rPr>
+        <w:t>практик</w:t>
+      </w:r>
+      <w:r>
+        <w:rPr>
+          <w:rFonts w:ascii="Times New Roman" w:eastAsia="Times New Roman" w:hAnsi="Times New Roman" w:cs="Times New Roman"/>
+          <w:color w:val="000000"/>
+          <w:sz w:val="28"/>
+          <w:szCs w:val="28"/>
+        </w:rPr>
+        <w:t>е</w:t>
       </w:r>
     </w:p>
     <w:p>
@@ -1009,27 +869,27 @@
           <w:sz w:val="28"/>
           <w:szCs w:val="28"/>
         </w:rPr>
-        <w:t>Список использованной литературы</w:t>
-      </w:r>
-    </w:p>
-    <w:p>
-      <w:pPr>
-        <w:ind w:firstLine="851"/>
-        <w:rPr>
-          <w:rFonts w:ascii="Times New Roman" w:eastAsia="Times New Roman" w:hAnsi="Times New Roman" w:cs="Times New Roman"/>
-          <w:color w:val="000000"/>
-          <w:sz w:val="28"/>
-          <w:szCs w:val="28"/>
-        </w:rPr>
-      </w:pPr>
-      <w:r>
-        <w:rPr>
-          <w:rFonts w:ascii="Times New Roman" w:eastAsia="Times New Roman" w:hAnsi="Times New Roman" w:cs="Times New Roman"/>
-          <w:color w:val="000000"/>
-          <w:sz w:val="28"/>
-          <w:szCs w:val="28"/>
-        </w:rPr>
-        <w:br w:type="page"/>
+        <w:t xml:space="preserve">4.1 Настройка </w:t>
+      </w:r>
+      <w:proofErr w:type="spellStart"/>
+      <w:r>
+        <w:rPr>
+          <w:rFonts w:ascii="Times New Roman" w:eastAsia="Times New Roman" w:hAnsi="Times New Roman" w:cs="Times New Roman"/>
+          <w:color w:val="000000"/>
+          <w:sz w:val="28"/>
+          <w:szCs w:val="28"/>
+        </w:rPr>
+        <w:t>Git</w:t>
+      </w:r>
+      <w:proofErr w:type="spellEnd"/>
+      <w:r>
+        <w:rPr>
+          <w:rFonts w:ascii="Times New Roman" w:eastAsia="Times New Roman" w:hAnsi="Times New Roman" w:cs="Times New Roman"/>
+          <w:color w:val="000000"/>
+          <w:sz w:val="28"/>
+          <w:szCs w:val="28"/>
+        </w:rPr>
+        <w:t xml:space="preserve"> и репозитория</w:t>
       </w:r>
     </w:p>
     <w:p>
@@ -1044,23 +904,59 @@
           <w:between w:val="nil"/>
         </w:pBdr>
         <w:spacing w:after="0" w:line="360" w:lineRule="auto"/>
-        <w:jc w:val="center"/>
-        <w:rPr>
-          <w:rFonts w:ascii="Times New Roman" w:eastAsia="Times New Roman" w:hAnsi="Times New Roman" w:cs="Times New Roman"/>
-          <w:color w:val="000000"/>
-          <w:sz w:val="32"/>
-          <w:szCs w:val="32"/>
-        </w:rPr>
-      </w:pPr>
-      <w:r>
-        <w:rPr>
-          <w:rFonts w:ascii="Times New Roman" w:eastAsia="Times New Roman" w:hAnsi="Times New Roman" w:cs="Times New Roman"/>
-          <w:color w:val="000000"/>
-          <w:sz w:val="32"/>
-          <w:szCs w:val="32"/>
-        </w:rPr>
-        <w:lastRenderedPageBreak/>
-        <w:t>Введение</w:t>
+        <w:ind w:firstLine="882"/>
+        <w:rPr>
+          <w:rFonts w:ascii="Times New Roman" w:eastAsia="Times New Roman" w:hAnsi="Times New Roman" w:cs="Times New Roman"/>
+          <w:color w:val="000000"/>
+          <w:sz w:val="28"/>
+          <w:szCs w:val="28"/>
+        </w:rPr>
+      </w:pPr>
+      <w:r>
+        <w:rPr>
+          <w:rFonts w:ascii="Times New Roman" w:eastAsia="Times New Roman" w:hAnsi="Times New Roman" w:cs="Times New Roman"/>
+          <w:color w:val="000000"/>
+          <w:sz w:val="28"/>
+          <w:szCs w:val="28"/>
+        </w:rPr>
+        <w:t>4.</w:t>
+      </w:r>
+      <w:r>
+        <w:rPr>
+          <w:rFonts w:ascii="Times New Roman" w:eastAsia="Times New Roman" w:hAnsi="Times New Roman" w:cs="Times New Roman"/>
+          <w:color w:val="000000"/>
+          <w:sz w:val="28"/>
+          <w:szCs w:val="28"/>
+        </w:rPr>
+        <w:t xml:space="preserve">2. </w:t>
+      </w:r>
+      <w:r>
+        <w:rPr>
+          <w:rFonts w:ascii="Times New Roman" w:eastAsia="Times New Roman" w:hAnsi="Times New Roman" w:cs="Times New Roman"/>
+          <w:color w:val="000000"/>
+          <w:sz w:val="28"/>
+          <w:szCs w:val="28"/>
+        </w:rPr>
+        <w:t>Д</w:t>
+      </w:r>
+      <w:r>
+        <w:rPr>
+          <w:rFonts w:ascii="Times New Roman" w:eastAsia="Times New Roman" w:hAnsi="Times New Roman" w:cs="Times New Roman"/>
+          <w:color w:val="000000"/>
+          <w:sz w:val="28"/>
+          <w:szCs w:val="28"/>
+        </w:rPr>
+        <w:t xml:space="preserve">окументация в формате </w:t>
+      </w:r>
+      <w:r>
+        <w:rPr>
+          <w:rFonts w:ascii="Times New Roman" w:eastAsia="Times New Roman" w:hAnsi="Times New Roman" w:cs="Times New Roman"/>
+          <w:color w:val="000000"/>
+          <w:sz w:val="28"/>
+          <w:szCs w:val="28"/>
+          <w:lang w:val="en-US"/>
+        </w:rPr>
+        <w:t>Markdown</w:t>
       </w:r>
     </w:p>
     <w:p>
@@ -1076,14 +972,22 @@
         </w:pBdr>
         <w:spacing w:after="0" w:line="360" w:lineRule="auto"/>
         <w:ind w:firstLine="851"/>
-        <w:jc w:val="center"/>
-        <w:rPr>
-          <w:rFonts w:ascii="Times New Roman" w:eastAsia="Times New Roman" w:hAnsi="Times New Roman" w:cs="Times New Roman"/>
-          <w:color w:val="000000"/>
-          <w:sz w:val="32"/>
-          <w:szCs w:val="32"/>
-        </w:rPr>
-      </w:pPr>
+        <w:rPr>
+          <w:rFonts w:ascii="Times New Roman" w:eastAsia="Times New Roman" w:hAnsi="Times New Roman" w:cs="Times New Roman"/>
+          <w:color w:val="000000"/>
+          <w:sz w:val="28"/>
+          <w:szCs w:val="28"/>
+        </w:rPr>
+      </w:pPr>
+      <w:r>
+        <w:rPr>
+          <w:rFonts w:ascii="Times New Roman" w:eastAsia="Times New Roman" w:hAnsi="Times New Roman" w:cs="Times New Roman"/>
+          <w:color w:val="000000"/>
+          <w:sz w:val="28"/>
+          <w:szCs w:val="28"/>
+        </w:rPr>
+        <w:t>4.3 Разработка веб-сайта</w:t>
+      </w:r>
     </w:p>
     <w:p>
       <w:pPr>
@@ -1112,7 +1016,7 @@
           <w:sz w:val="28"/>
           <w:szCs w:val="28"/>
         </w:rPr>
-        <w:t>Настоящий отчёт составлен по результатам прохождения учебной практики. Практика выполнялась индивидуально на основе проекта, разработанного ранее в рамках дисциплины «Проектная деятельность», — Telegram-бота оповещений о расписании занятий Московского политехнического университета.</w:t>
+        <w:t>4.4 Демонстрация работы бота</w:t>
       </w:r>
     </w:p>
     <w:p>
@@ -1130,19 +1034,20 @@
         <w:ind w:firstLine="851"/>
         <w:rPr>
           <w:rFonts w:ascii="Times New Roman" w:eastAsia="Times New Roman" w:hAnsi="Times New Roman" w:cs="Times New Roman"/>
-          <w:color w:val="000000"/>
-          <w:sz w:val="28"/>
-          <w:szCs w:val="28"/>
-        </w:rPr>
-      </w:pPr>
-      <w:r>
-        <w:rPr>
-          <w:rFonts w:ascii="Times New Roman" w:eastAsia="Times New Roman" w:hAnsi="Times New Roman" w:cs="Times New Roman"/>
-          <w:color w:val="000000"/>
-          <w:sz w:val="28"/>
-          <w:szCs w:val="28"/>
-        </w:rPr>
-        <w:t>Цель практики — закрепление и применение на практике навыков работы с системой контроля версий Git, оформления технической документации в формате Markdown, разработки статического веб-сайта, а также подготовки проектной отчётности.</w:t>
+          <w:i/>
+          <w:color w:val="000000"/>
+          <w:sz w:val="28"/>
+          <w:szCs w:val="28"/>
+        </w:rPr>
+      </w:pPr>
+      <w:r>
+        <w:rPr>
+          <w:rFonts w:ascii="Times New Roman" w:eastAsia="Times New Roman" w:hAnsi="Times New Roman" w:cs="Times New Roman"/>
+          <w:color w:val="000000"/>
+          <w:sz w:val="28"/>
+          <w:szCs w:val="28"/>
+        </w:rPr>
+        <w:t>Заключение</w:t>
       </w:r>
     </w:p>
     <w:p>
@@ -1172,11 +1077,12 @@
           <w:sz w:val="28"/>
           <w:szCs w:val="28"/>
         </w:rPr>
-        <w:t>Трудоёмкость практики составляет 72 академических часа. В ходе практики готовый программный проект использовался как основа, вокруг которой организованы репозиторий, документация, веб-сайт и итоговая отчётность.</w:t>
-      </w:r>
-    </w:p>
-    <w:p>
-      <w:pPr>
+        <w:t>Список использованной литературы</w:t>
+      </w:r>
+    </w:p>
+    <w:p>
+      <w:pPr>
+        <w:ind w:firstLine="851"/>
         <w:rPr>
           <w:rFonts w:ascii="Times New Roman" w:eastAsia="Times New Roman" w:hAnsi="Times New Roman" w:cs="Times New Roman"/>
           <w:color w:val="000000"/>
@@ -1206,41 +1112,23 @@
           <w:between w:val="nil"/>
         </w:pBdr>
         <w:spacing w:after="0" w:line="360" w:lineRule="auto"/>
-        <w:ind w:firstLine="720"/>
-        <w:rPr>
-          <w:rFonts w:ascii="Times New Roman" w:eastAsia="Times New Roman" w:hAnsi="Times New Roman" w:cs="Times New Roman"/>
-          <w:color w:val="000000"/>
-          <w:sz w:val="28"/>
-          <w:szCs w:val="28"/>
-        </w:rPr>
-      </w:pPr>
-      <w:r>
-        <w:rPr>
-          <w:rFonts w:ascii="Times New Roman" w:eastAsia="Times New Roman" w:hAnsi="Times New Roman" w:cs="Times New Roman"/>
-          <w:color w:val="000000"/>
-          <w:sz w:val="28"/>
-          <w:szCs w:val="28"/>
+        <w:jc w:val="center"/>
+        <w:rPr>
+          <w:rFonts w:ascii="Times New Roman" w:eastAsia="Times New Roman" w:hAnsi="Times New Roman" w:cs="Times New Roman"/>
+          <w:color w:val="000000"/>
+          <w:sz w:val="32"/>
+          <w:szCs w:val="32"/>
+        </w:rPr>
+      </w:pPr>
+      <w:r>
+        <w:rPr>
+          <w:rFonts w:ascii="Times New Roman" w:eastAsia="Times New Roman" w:hAnsi="Times New Roman" w:cs="Times New Roman"/>
+          <w:color w:val="000000"/>
+          <w:sz w:val="32"/>
+          <w:szCs w:val="32"/>
         </w:rPr>
         <w:lastRenderedPageBreak/>
-        <w:t>1.</w:t>
-      </w:r>
-      <w:r>
-        <w:rPr>
-          <w:rFonts w:ascii="Times New Roman" w:eastAsia="Times New Roman" w:hAnsi="Times New Roman" w:cs="Times New Roman"/>
-          <w:color w:val="000000"/>
-          <w:sz w:val="28"/>
-          <w:szCs w:val="28"/>
-        </w:rPr>
-        <w:t xml:space="preserve"> </w:t>
-      </w:r>
-      <w:r>
-        <w:rPr>
-          <w:rFonts w:ascii="Times New Roman" w:eastAsia="Times New Roman" w:hAnsi="Times New Roman" w:cs="Times New Roman"/>
-          <w:color w:val="000000"/>
-          <w:sz w:val="28"/>
-          <w:szCs w:val="28"/>
-        </w:rPr>
-        <w:t>Общая информация о проекте</w:t>
+        <w:t>Введение</w:t>
       </w:r>
     </w:p>
     <w:p>
@@ -1255,12 +1143,13 @@
           <w:between w:val="nil"/>
         </w:pBdr>
         <w:spacing w:after="0" w:line="360" w:lineRule="auto"/>
-        <w:ind w:firstLine="720"/>
-        <w:rPr>
-          <w:rFonts w:ascii="Times New Roman" w:eastAsia="Times New Roman" w:hAnsi="Times New Roman" w:cs="Times New Roman"/>
-          <w:color w:val="000000"/>
-          <w:sz w:val="28"/>
-          <w:szCs w:val="28"/>
+        <w:ind w:firstLine="851"/>
+        <w:jc w:val="center"/>
+        <w:rPr>
+          <w:rFonts w:ascii="Times New Roman" w:eastAsia="Times New Roman" w:hAnsi="Times New Roman" w:cs="Times New Roman"/>
+          <w:color w:val="000000"/>
+          <w:sz w:val="32"/>
+          <w:szCs w:val="32"/>
         </w:rPr>
       </w:pPr>
     </w:p>
@@ -1276,31 +1165,42 @@
           <w:between w:val="nil"/>
         </w:pBdr>
         <w:spacing w:after="0" w:line="360" w:lineRule="auto"/>
-        <w:ind w:firstLine="720"/>
-        <w:rPr>
-          <w:rFonts w:ascii="Times New Roman" w:eastAsia="Times New Roman" w:hAnsi="Times New Roman" w:cs="Times New Roman"/>
-          <w:color w:val="000000"/>
-          <w:sz w:val="28"/>
-          <w:szCs w:val="28"/>
-        </w:rPr>
-      </w:pPr>
-      <w:r>
-        <w:rPr>
-          <w:rFonts w:ascii="Times New Roman" w:eastAsia="Times New Roman" w:hAnsi="Times New Roman" w:cs="Times New Roman"/>
-          <w:color w:val="000000"/>
-          <w:sz w:val="28"/>
-          <w:szCs w:val="28"/>
-        </w:rPr>
-        <w:t xml:space="preserve">Название проекта: </w:t>
-      </w:r>
-      <w:r>
-        <w:rPr>
-          <w:rFonts w:ascii="Times New Roman" w:eastAsia="Times New Roman" w:hAnsi="Times New Roman" w:cs="Times New Roman"/>
-          <w:color w:val="000000"/>
-          <w:sz w:val="28"/>
-          <w:szCs w:val="28"/>
-        </w:rPr>
-        <w:t>«Telegram-бот оповещений о расписании пар Московского политеха»</w:t>
+        <w:ind w:firstLine="851"/>
+        <w:rPr>
+          <w:rFonts w:ascii="Times New Roman" w:eastAsia="Times New Roman" w:hAnsi="Times New Roman" w:cs="Times New Roman"/>
+          <w:color w:val="000000"/>
+          <w:sz w:val="28"/>
+          <w:szCs w:val="28"/>
+        </w:rPr>
+      </w:pPr>
+      <w:r>
+        <w:rPr>
+          <w:rFonts w:ascii="Times New Roman" w:eastAsia="Times New Roman" w:hAnsi="Times New Roman" w:cs="Times New Roman"/>
+          <w:color w:val="000000"/>
+          <w:sz w:val="28"/>
+          <w:szCs w:val="28"/>
+        </w:rPr>
+        <w:t xml:space="preserve">Настоящий отчёт составлен по результатам прохождения учебной практики. Практика выполнялась индивидуально на основе проекта, разработанного ранее в рамках дисциплины «Проектная деятельность», — </w:t>
+      </w:r>
+      <w:proofErr w:type="spellStart"/>
+      <w:r>
+        <w:rPr>
+          <w:rFonts w:ascii="Times New Roman" w:eastAsia="Times New Roman" w:hAnsi="Times New Roman" w:cs="Times New Roman"/>
+          <w:color w:val="000000"/>
+          <w:sz w:val="28"/>
+          <w:szCs w:val="28"/>
+        </w:rPr>
+        <w:t>Telegram</w:t>
+      </w:r>
+      <w:proofErr w:type="spellEnd"/>
+      <w:r>
+        <w:rPr>
+          <w:rFonts w:ascii="Times New Roman" w:eastAsia="Times New Roman" w:hAnsi="Times New Roman" w:cs="Times New Roman"/>
+          <w:color w:val="000000"/>
+          <w:sz w:val="28"/>
+          <w:szCs w:val="28"/>
+        </w:rPr>
+        <w:t>-бота оповещений о расписании занятий Московского политехнического университета.</w:t>
       </w:r>
     </w:p>
     <w:p>
@@ -1330,7 +1230,47 @@
           <w:sz w:val="28"/>
           <w:szCs w:val="28"/>
         </w:rPr>
-        <w:t>Цель проекта — упростить студентам доступ к расписанию занятий и снизить риск пропуска пар. Расписание университета доступно на сайте rasp.dmami.ru, однако ежедневно пользоваться им неудобно. Бот решает эту задачу, предоставляя расписание и напоминания непосредственно в мессенджере Telegram.</w:t>
+        <w:t xml:space="preserve">Цель практики — закрепление и применение на практике навыков работы с системой контроля версий </w:t>
+      </w:r>
+      <w:proofErr w:type="spellStart"/>
+      <w:r>
+        <w:rPr>
+          <w:rFonts w:ascii="Times New Roman" w:eastAsia="Times New Roman" w:hAnsi="Times New Roman" w:cs="Times New Roman"/>
+          <w:color w:val="000000"/>
+          <w:sz w:val="28"/>
+          <w:szCs w:val="28"/>
+        </w:rPr>
+        <w:t>Git</w:t>
+      </w:r>
+      <w:proofErr w:type="spellEnd"/>
+      <w:r>
+        <w:rPr>
+          <w:rFonts w:ascii="Times New Roman" w:eastAsia="Times New Roman" w:hAnsi="Times New Roman" w:cs="Times New Roman"/>
+          <w:color w:val="000000"/>
+          <w:sz w:val="28"/>
+          <w:szCs w:val="28"/>
+        </w:rPr>
+        <w:t xml:space="preserve">, оформления технической документации в формате </w:t>
+      </w:r>
+      <w:proofErr w:type="spellStart"/>
+      <w:r>
+        <w:rPr>
+          <w:rFonts w:ascii="Times New Roman" w:eastAsia="Times New Roman" w:hAnsi="Times New Roman" w:cs="Times New Roman"/>
+          <w:color w:val="000000"/>
+          <w:sz w:val="28"/>
+          <w:szCs w:val="28"/>
+        </w:rPr>
+        <w:t>Markdown</w:t>
+      </w:r>
+      <w:proofErr w:type="spellEnd"/>
+      <w:r>
+        <w:rPr>
+          <w:rFonts w:ascii="Times New Roman" w:eastAsia="Times New Roman" w:hAnsi="Times New Roman" w:cs="Times New Roman"/>
+          <w:color w:val="000000"/>
+          <w:sz w:val="28"/>
+          <w:szCs w:val="28"/>
+        </w:rPr>
+        <w:t>, разработки статического веб-сайта, а также подготовки проектной отчётности.</w:t>
       </w:r>
     </w:p>
     <w:p>
@@ -1360,7 +1300,26 @@
           <w:sz w:val="28"/>
           <w:szCs w:val="28"/>
         </w:rPr>
-        <w:t>Основные задачи проекта:</w:t>
+        <w:t>Трудоёмкость практики составляет 72 академических часа. В ходе практики готовый программный проект использовался как основа, вокруг которой организованы репозиторий, документация, веб-сайт и итоговая отчётность.</w:t>
+      </w:r>
+    </w:p>
+    <w:p>
+      <w:pPr>
+        <w:rPr>
+          <w:rFonts w:ascii="Times New Roman" w:eastAsia="Times New Roman" w:hAnsi="Times New Roman" w:cs="Times New Roman"/>
+          <w:color w:val="000000"/>
+          <w:sz w:val="28"/>
+          <w:szCs w:val="28"/>
+        </w:rPr>
+      </w:pPr>
+      <w:r>
+        <w:rPr>
+          <w:rFonts w:ascii="Times New Roman" w:eastAsia="Times New Roman" w:hAnsi="Times New Roman" w:cs="Times New Roman"/>
+          <w:color w:val="000000"/>
+          <w:sz w:val="28"/>
+          <w:szCs w:val="28"/>
+        </w:rPr>
+        <w:br w:type="page"/>
       </w:r>
     </w:p>
     <w:p>
@@ -1375,32 +1334,41 @@
           <w:between w:val="nil"/>
         </w:pBdr>
         <w:spacing w:after="0" w:line="360" w:lineRule="auto"/>
-        <w:ind w:firstLine="851"/>
-        <w:rPr>
-          <w:rFonts w:ascii="Times New Roman" w:eastAsia="Times New Roman" w:hAnsi="Times New Roman" w:cs="Times New Roman"/>
-          <w:color w:val="000000"/>
-          <w:sz w:val="28"/>
-          <w:szCs w:val="28"/>
-        </w:rPr>
-      </w:pPr>
-      <w:r>
-        <w:rPr>
-          <w:rFonts w:ascii="Times New Roman" w:eastAsia="Times New Roman" w:hAnsi="Times New Roman" w:cs="Times New Roman"/>
-          <w:color w:val="000000"/>
-          <w:sz w:val="28"/>
-          <w:szCs w:val="28"/>
-        </w:rPr>
-        <w:t>•</w:t>
-      </w:r>
-      <w:r>
-        <w:rPr>
-          <w:rFonts w:ascii="Times New Roman" w:eastAsia="Times New Roman" w:hAnsi="Times New Roman" w:cs="Times New Roman"/>
-          <w:color w:val="000000"/>
-          <w:sz w:val="28"/>
-          <w:szCs w:val="28"/>
-        </w:rPr>
-        <w:tab/>
-        <w:t>хранение выбранной пользователем учебной группы;</w:t>
+        <w:ind w:firstLine="720"/>
+        <w:rPr>
+          <w:rFonts w:ascii="Times New Roman" w:eastAsia="Times New Roman" w:hAnsi="Times New Roman" w:cs="Times New Roman"/>
+          <w:color w:val="000000"/>
+          <w:sz w:val="28"/>
+          <w:szCs w:val="28"/>
+        </w:rPr>
+      </w:pPr>
+      <w:r>
+        <w:rPr>
+          <w:rFonts w:ascii="Times New Roman" w:eastAsia="Times New Roman" w:hAnsi="Times New Roman" w:cs="Times New Roman"/>
+          <w:color w:val="000000"/>
+          <w:sz w:val="28"/>
+          <w:szCs w:val="28"/>
+        </w:rPr>
+        <w:lastRenderedPageBreak/>
+        <w:t>1.</w:t>
+      </w:r>
+      <w:r>
+        <w:rPr>
+          <w:rFonts w:ascii="Times New Roman" w:eastAsia="Times New Roman" w:hAnsi="Times New Roman" w:cs="Times New Roman"/>
+          <w:color w:val="000000"/>
+          <w:sz w:val="28"/>
+          <w:szCs w:val="28"/>
+        </w:rPr>
+        <w:t xml:space="preserve"> </w:t>
+      </w:r>
+      <w:r>
+        <w:rPr>
+          <w:rFonts w:ascii="Times New Roman" w:eastAsia="Times New Roman" w:hAnsi="Times New Roman" w:cs="Times New Roman"/>
+          <w:color w:val="000000"/>
+          <w:sz w:val="28"/>
+          <w:szCs w:val="28"/>
+        </w:rPr>
+        <w:t>Общая информация о проекте</w:t>
       </w:r>
     </w:p>
     <w:p>
@@ -1415,33 +1383,14 @@
           <w:between w:val="nil"/>
         </w:pBdr>
         <w:spacing w:after="0" w:line="360" w:lineRule="auto"/>
-        <w:ind w:firstLine="851"/>
-        <w:rPr>
-          <w:rFonts w:ascii="Times New Roman" w:eastAsia="Times New Roman" w:hAnsi="Times New Roman" w:cs="Times New Roman"/>
-          <w:color w:val="000000"/>
-          <w:sz w:val="28"/>
-          <w:szCs w:val="28"/>
-        </w:rPr>
-      </w:pPr>
-      <w:r>
-        <w:rPr>
-          <w:rFonts w:ascii="Times New Roman" w:eastAsia="Times New Roman" w:hAnsi="Times New Roman" w:cs="Times New Roman"/>
-          <w:color w:val="000000"/>
-          <w:sz w:val="28"/>
-          <w:szCs w:val="28"/>
-        </w:rPr>
-        <w:t>•</w:t>
-      </w:r>
-      <w:r>
-        <w:rPr>
-          <w:rFonts w:ascii="Times New Roman" w:eastAsia="Times New Roman" w:hAnsi="Times New Roman" w:cs="Times New Roman"/>
-          <w:color w:val="000000"/>
-          <w:sz w:val="28"/>
-          <w:szCs w:val="28"/>
-        </w:rPr>
-        <w:tab/>
-        <w:t>предоставление расписания на сегодня, завтра и на текущую неделю;</w:t>
-      </w:r>
+        <w:ind w:firstLine="720"/>
+        <w:rPr>
+          <w:rFonts w:ascii="Times New Roman" w:eastAsia="Times New Roman" w:hAnsi="Times New Roman" w:cs="Times New Roman"/>
+          <w:color w:val="000000"/>
+          <w:sz w:val="28"/>
+          <w:szCs w:val="28"/>
+        </w:rPr>
+      </w:pPr>
     </w:p>
     <w:p>
       <w:pPr>
@@ -1455,32 +1404,51 @@
           <w:between w:val="nil"/>
         </w:pBdr>
         <w:spacing w:after="0" w:line="360" w:lineRule="auto"/>
-        <w:ind w:firstLine="851"/>
-        <w:rPr>
-          <w:rFonts w:ascii="Times New Roman" w:eastAsia="Times New Roman" w:hAnsi="Times New Roman" w:cs="Times New Roman"/>
-          <w:color w:val="000000"/>
-          <w:sz w:val="28"/>
-          <w:szCs w:val="28"/>
-        </w:rPr>
-      </w:pPr>
-      <w:r>
-        <w:rPr>
-          <w:rFonts w:ascii="Times New Roman" w:eastAsia="Times New Roman" w:hAnsi="Times New Roman" w:cs="Times New Roman"/>
-          <w:color w:val="000000"/>
-          <w:sz w:val="28"/>
-          <w:szCs w:val="28"/>
-        </w:rPr>
-        <w:t>•</w:t>
-      </w:r>
-      <w:r>
-        <w:rPr>
-          <w:rFonts w:ascii="Times New Roman" w:eastAsia="Times New Roman" w:hAnsi="Times New Roman" w:cs="Times New Roman"/>
-          <w:color w:val="000000"/>
-          <w:sz w:val="28"/>
-          <w:szCs w:val="28"/>
-        </w:rPr>
-        <w:tab/>
-        <w:t>отправка напоминаний за заданное время до начала пары;</w:t>
+        <w:ind w:firstLine="720"/>
+        <w:rPr>
+          <w:rFonts w:ascii="Times New Roman" w:eastAsia="Times New Roman" w:hAnsi="Times New Roman" w:cs="Times New Roman"/>
+          <w:color w:val="000000"/>
+          <w:sz w:val="28"/>
+          <w:szCs w:val="28"/>
+        </w:rPr>
+      </w:pPr>
+      <w:r>
+        <w:rPr>
+          <w:rFonts w:ascii="Times New Roman" w:eastAsia="Times New Roman" w:hAnsi="Times New Roman" w:cs="Times New Roman"/>
+          <w:color w:val="000000"/>
+          <w:sz w:val="28"/>
+          <w:szCs w:val="28"/>
+        </w:rPr>
+        <w:t xml:space="preserve">Название проекта: </w:t>
+      </w:r>
+      <w:r>
+        <w:rPr>
+          <w:rFonts w:ascii="Times New Roman" w:eastAsia="Times New Roman" w:hAnsi="Times New Roman" w:cs="Times New Roman"/>
+          <w:color w:val="000000"/>
+          <w:sz w:val="28"/>
+          <w:szCs w:val="28"/>
+        </w:rPr>
+        <w:t>«</w:t>
+      </w:r>
+      <w:proofErr w:type="spellStart"/>
+      <w:r>
+        <w:rPr>
+          <w:rFonts w:ascii="Times New Roman" w:eastAsia="Times New Roman" w:hAnsi="Times New Roman" w:cs="Times New Roman"/>
+          <w:color w:val="000000"/>
+          <w:sz w:val="28"/>
+          <w:szCs w:val="28"/>
+        </w:rPr>
+        <w:t>Telegram</w:t>
+      </w:r>
+      <w:proofErr w:type="spellEnd"/>
+      <w:r>
+        <w:rPr>
+          <w:rFonts w:ascii="Times New Roman" w:eastAsia="Times New Roman" w:hAnsi="Times New Roman" w:cs="Times New Roman"/>
+          <w:color w:val="000000"/>
+          <w:sz w:val="28"/>
+          <w:szCs w:val="28"/>
+        </w:rPr>
+        <w:t>-бот оповещений о расписании пар Московского политеха»</w:t>
       </w:r>
     </w:p>
     <w:p>
@@ -1510,17 +1478,27 @@
           <w:sz w:val="28"/>
           <w:szCs w:val="28"/>
         </w:rPr>
-        <w:t>•</w:t>
-      </w:r>
-      <w:r>
-        <w:rPr>
-          <w:rFonts w:ascii="Times New Roman" w:eastAsia="Times New Roman" w:hAnsi="Times New Roman" w:cs="Times New Roman"/>
-          <w:color w:val="000000"/>
-          <w:sz w:val="28"/>
-          <w:szCs w:val="28"/>
-        </w:rPr>
-        <w:tab/>
-        <w:t>управление оповещениями и настройками через команды и кнопки</w:t>
+        <w:t xml:space="preserve">Цель проекта — упростить студентам доступ к расписанию занятий и снизить риск пропуска пар. Расписание университета доступно на сайте rasp.dmami.ru, однако ежедневно пользоваться им неудобно. Бот решает эту задачу, предоставляя расписание и напоминания непосредственно в мессенджере </w:t>
+      </w:r>
+      <w:proofErr w:type="spellStart"/>
+      <w:r>
+        <w:rPr>
+          <w:rFonts w:ascii="Times New Roman" w:eastAsia="Times New Roman" w:hAnsi="Times New Roman" w:cs="Times New Roman"/>
+          <w:color w:val="000000"/>
+          <w:sz w:val="28"/>
+          <w:szCs w:val="28"/>
+        </w:rPr>
+        <w:t>Telegram</w:t>
+      </w:r>
+      <w:proofErr w:type="spellEnd"/>
+      <w:r>
+        <w:rPr>
+          <w:rFonts w:ascii="Times New Roman" w:eastAsia="Times New Roman" w:hAnsi="Times New Roman" w:cs="Times New Roman"/>
+          <w:color w:val="000000"/>
+          <w:sz w:val="28"/>
+          <w:szCs w:val="28"/>
+        </w:rPr>
+        <w:t>.</w:t>
       </w:r>
     </w:p>
     <w:p>
@@ -1550,26 +1528,7 @@
           <w:sz w:val="28"/>
           <w:szCs w:val="28"/>
         </w:rPr>
-        <w:t>Бот разработан на языке Python с использованием библиотеки python-telegram-bot. Настройки пользователей хранятся в базе данных SQLite. Расписание запрашивается с официального сервиса rasp.dmami.ru через отдельный программный модуль. Бот развёрнут на сервере и работает в постоянном режиме как системный сервис (systemd). Проект разработан командой студентов в рамках дисциплины «Проектная деятельность» и используется в данной практике как основа.</w:t>
-      </w:r>
-    </w:p>
-    <w:p>
-      <w:pPr>
-        <w:rPr>
-          <w:rFonts w:ascii="Times New Roman" w:eastAsia="Times New Roman" w:hAnsi="Times New Roman" w:cs="Times New Roman"/>
-          <w:color w:val="000000"/>
-          <w:sz w:val="28"/>
-          <w:szCs w:val="28"/>
-        </w:rPr>
-      </w:pPr>
-      <w:r>
-        <w:rPr>
-          <w:rFonts w:ascii="Times New Roman" w:eastAsia="Times New Roman" w:hAnsi="Times New Roman" w:cs="Times New Roman"/>
-          <w:color w:val="000000"/>
-          <w:sz w:val="28"/>
-          <w:szCs w:val="28"/>
-        </w:rPr>
-        <w:br w:type="page"/>
+        <w:t>Основные задачи проекта:</w:t>
       </w:r>
     </w:p>
     <w:p>
@@ -1599,8 +1558,17 @@
           <w:sz w:val="28"/>
           <w:szCs w:val="28"/>
         </w:rPr>
-        <w:lastRenderedPageBreak/>
-        <w:t>2. Общая характеристика деятельности организации</w:t>
+        <w:t>•</w:t>
+      </w:r>
+      <w:r>
+        <w:rPr>
+          <w:rFonts w:ascii="Times New Roman" w:eastAsia="Times New Roman" w:hAnsi="Times New Roman" w:cs="Times New Roman"/>
+          <w:color w:val="000000"/>
+          <w:sz w:val="28"/>
+          <w:szCs w:val="28"/>
+        </w:rPr>
+        <w:tab/>
+        <w:t>хранение выбранной пользователем учебной группы;</w:t>
       </w:r>
     </w:p>
     <w:p>
@@ -1623,6 +1591,25 @@
           <w:szCs w:val="28"/>
         </w:rPr>
       </w:pPr>
+      <w:r>
+        <w:rPr>
+          <w:rFonts w:ascii="Times New Roman" w:eastAsia="Times New Roman" w:hAnsi="Times New Roman" w:cs="Times New Roman"/>
+          <w:color w:val="000000"/>
+          <w:sz w:val="28"/>
+          <w:szCs w:val="28"/>
+        </w:rPr>
+        <w:t>•</w:t>
+      </w:r>
+      <w:r>
+        <w:rPr>
+          <w:rFonts w:ascii="Times New Roman" w:eastAsia="Times New Roman" w:hAnsi="Times New Roman" w:cs="Times New Roman"/>
+          <w:color w:val="000000"/>
+          <w:sz w:val="28"/>
+          <w:szCs w:val="28"/>
+        </w:rPr>
+        <w:tab/>
+        <w:t>предоставление расписания на сегодня, завтра и на текущую неделю;</w:t>
+      </w:r>
     </w:p>
     <w:p>
       <w:pPr>
@@ -1651,7 +1638,17 @@
           <w:sz w:val="28"/>
           <w:szCs w:val="28"/>
         </w:rPr>
-        <w:t>Местом прохождения практики является Московский политехнический университет (Московский Политех) — федеральное государственное автономное образовательное учреждение высшего образования.</w:t>
+        <w:t>•</w:t>
+      </w:r>
+      <w:r>
+        <w:rPr>
+          <w:rFonts w:ascii="Times New Roman" w:eastAsia="Times New Roman" w:hAnsi="Times New Roman" w:cs="Times New Roman"/>
+          <w:color w:val="000000"/>
+          <w:sz w:val="28"/>
+          <w:szCs w:val="28"/>
+        </w:rPr>
+        <w:tab/>
+        <w:t>отправка напоминаний за заданное время до начала пары;</w:t>
       </w:r>
     </w:p>
     <w:p>
@@ -1681,7 +1678,17 @@
           <w:sz w:val="28"/>
           <w:szCs w:val="28"/>
         </w:rPr>
-        <w:t>Университет ведёт образовательную деятельность по широкому спектру направлений подготовки, в том числе в области информационных технологий и информационной безопасности, а также научно-исследовательскую и проектную деятельность. В рамках учебного процесса студенты выполняют проектные работы, одной из которых является рассматриваемый проект.</w:t>
+        <w:t>•</w:t>
+      </w:r>
+      <w:r>
+        <w:rPr>
+          <w:rFonts w:ascii="Times New Roman" w:eastAsia="Times New Roman" w:hAnsi="Times New Roman" w:cs="Times New Roman"/>
+          <w:color w:val="000000"/>
+          <w:sz w:val="28"/>
+          <w:szCs w:val="28"/>
+        </w:rPr>
+        <w:tab/>
+        <w:t>управление оповещениями и настройками через команды и кнопки</w:t>
       </w:r>
     </w:p>
     <w:p>
@@ -1711,7 +1718,86 @@
           <w:sz w:val="28"/>
           <w:szCs w:val="28"/>
         </w:rPr>
-        <w:t>Расписание занятий университета публикуется на сервисе rasp.dmami.ru, который выступает официальным источником данных для разработанного бота.</w:t>
+        <w:t xml:space="preserve">Бот разработан на языке Python с использованием библиотеки </w:t>
+      </w:r>
+      <w:proofErr w:type="spellStart"/>
+      <w:r>
+        <w:rPr>
+          <w:rFonts w:ascii="Times New Roman" w:eastAsia="Times New Roman" w:hAnsi="Times New Roman" w:cs="Times New Roman"/>
+          <w:color w:val="000000"/>
+          <w:sz w:val="28"/>
+          <w:szCs w:val="28"/>
+        </w:rPr>
+        <w:t>python-telegram-bot</w:t>
+      </w:r>
+      <w:proofErr w:type="spellEnd"/>
+      <w:r>
+        <w:rPr>
+          <w:rFonts w:ascii="Times New Roman" w:eastAsia="Times New Roman" w:hAnsi="Times New Roman" w:cs="Times New Roman"/>
+          <w:color w:val="000000"/>
+          <w:sz w:val="28"/>
+          <w:szCs w:val="28"/>
+        </w:rPr>
+        <w:t xml:space="preserve">. Настройки пользователей хранятся в базе данных </w:t>
+      </w:r>
+      <w:proofErr w:type="spellStart"/>
+      <w:r>
+        <w:rPr>
+          <w:rFonts w:ascii="Times New Roman" w:eastAsia="Times New Roman" w:hAnsi="Times New Roman" w:cs="Times New Roman"/>
+          <w:color w:val="000000"/>
+          <w:sz w:val="28"/>
+          <w:szCs w:val="28"/>
+        </w:rPr>
+        <w:t>SQLite</w:t>
+      </w:r>
+      <w:proofErr w:type="spellEnd"/>
+      <w:r>
+        <w:rPr>
+          <w:rFonts w:ascii="Times New Roman" w:eastAsia="Times New Roman" w:hAnsi="Times New Roman" w:cs="Times New Roman"/>
+          <w:color w:val="000000"/>
+          <w:sz w:val="28"/>
+          <w:szCs w:val="28"/>
+        </w:rPr>
+        <w:t>. Расписание запрашивается с официального сервиса rasp.dmami.ru через отдельный программный модуль. Бот развёрнут на сервере и работает в постоянном режиме как системный сервис (</w:t>
+      </w:r>
+      <w:proofErr w:type="spellStart"/>
+      <w:r>
+        <w:rPr>
+          <w:rFonts w:ascii="Times New Roman" w:eastAsia="Times New Roman" w:hAnsi="Times New Roman" w:cs="Times New Roman"/>
+          <w:color w:val="000000"/>
+          <w:sz w:val="28"/>
+          <w:szCs w:val="28"/>
+        </w:rPr>
+        <w:t>systemd</w:t>
+      </w:r>
+      <w:proofErr w:type="spellEnd"/>
+      <w:r>
+        <w:rPr>
+          <w:rFonts w:ascii="Times New Roman" w:eastAsia="Times New Roman" w:hAnsi="Times New Roman" w:cs="Times New Roman"/>
+          <w:color w:val="000000"/>
+          <w:sz w:val="28"/>
+          <w:szCs w:val="28"/>
+        </w:rPr>
+        <w:t>). Проект разработан командой студентов в рамках дисциплины «Проектная деятельность» и используется в данной практике как основа.</w:t>
+      </w:r>
+    </w:p>
+    <w:p>
+      <w:pPr>
+        <w:rPr>
+          <w:rFonts w:ascii="Times New Roman" w:eastAsia="Times New Roman" w:hAnsi="Times New Roman" w:cs="Times New Roman"/>
+          <w:color w:val="000000"/>
+          <w:sz w:val="28"/>
+          <w:szCs w:val="28"/>
+        </w:rPr>
+      </w:pPr>
+      <w:r>
+        <w:rPr>
+          <w:rFonts w:ascii="Times New Roman" w:eastAsia="Times New Roman" w:hAnsi="Times New Roman" w:cs="Times New Roman"/>
+          <w:color w:val="000000"/>
+          <w:sz w:val="28"/>
+          <w:szCs w:val="28"/>
+        </w:rPr>
+        <w:br w:type="page"/>
       </w:r>
     </w:p>
     <w:p>
@@ -1734,24 +1820,15 @@
           <w:szCs w:val="28"/>
         </w:rPr>
       </w:pPr>
-    </w:p>
-    <w:p>
-      <w:pPr>
-        <w:rPr>
-          <w:rFonts w:ascii="Times New Roman" w:eastAsia="Times New Roman" w:hAnsi="Times New Roman" w:cs="Times New Roman"/>
-          <w:color w:val="000000"/>
-          <w:sz w:val="28"/>
-          <w:szCs w:val="28"/>
-        </w:rPr>
-      </w:pPr>
-      <w:r>
-        <w:rPr>
-          <w:rFonts w:ascii="Times New Roman" w:eastAsia="Times New Roman" w:hAnsi="Times New Roman" w:cs="Times New Roman"/>
-          <w:color w:val="000000"/>
-          <w:sz w:val="28"/>
-          <w:szCs w:val="28"/>
-        </w:rPr>
-        <w:br w:type="page"/>
+      <w:r>
+        <w:rPr>
+          <w:rFonts w:ascii="Times New Roman" w:eastAsia="Times New Roman" w:hAnsi="Times New Roman" w:cs="Times New Roman"/>
+          <w:color w:val="000000"/>
+          <w:sz w:val="28"/>
+          <w:szCs w:val="28"/>
+        </w:rPr>
+        <w:lastRenderedPageBreak/>
+        <w:t>2. Общая характеристика деятельности организации</w:t>
       </w:r>
     </w:p>
     <w:p>
@@ -1774,25 +1851,6 @@
           <w:szCs w:val="28"/>
         </w:rPr>
       </w:pPr>
-      <w:r>
-        <w:rPr>
-          <w:rFonts w:ascii="Times New Roman" w:eastAsia="Times New Roman" w:hAnsi="Times New Roman" w:cs="Times New Roman"/>
-          <w:color w:val="000000"/>
-          <w:sz w:val="28"/>
-          <w:szCs w:val="28"/>
-        </w:rPr>
-        <w:lastRenderedPageBreak/>
-        <w:t>3. Описание задания по проектной практике</w:t>
-      </w:r>
-      <w:r>
-        <w:rPr>
-          <w:rFonts w:ascii="Times New Roman" w:eastAsia="Times New Roman" w:hAnsi="Times New Roman" w:cs="Times New Roman"/>
-          <w:color w:val="000000"/>
-          <w:sz w:val="28"/>
-          <w:szCs w:val="28"/>
-        </w:rPr>
-        <w:br/>
-      </w:r>
     </w:p>
     <w:p>
       <w:pPr>
@@ -1821,7 +1879,7 @@
           <w:sz w:val="28"/>
           <w:szCs w:val="28"/>
         </w:rPr>
-        <w:t>Задание на проектную практику состоит из базовой (обязательной) части. В рамках практики необходимо было выполнить следующие задачи:</w:t>
+        <w:t>Местом прохождения практики является Московский политехнический университет (Московский Политех) — федеральное государственное автономное образовательное учреждение высшего образования.</w:t>
       </w:r>
     </w:p>
     <w:p>
@@ -1851,25 +1909,7 @@
           <w:sz w:val="28"/>
           <w:szCs w:val="28"/>
         </w:rPr>
-        <w:t>1</w:t>
-      </w:r>
-      <w:r>
-        <w:rPr>
-          <w:rFonts w:ascii="Times New Roman" w:eastAsia="Times New Roman" w:hAnsi="Times New Roman" w:cs="Times New Roman"/>
-          <w:color w:val="000000"/>
-          <w:sz w:val="28"/>
-          <w:szCs w:val="28"/>
-        </w:rPr>
-        <w:t xml:space="preserve">) </w:t>
-      </w:r>
-      <w:r>
-        <w:rPr>
-          <w:rFonts w:ascii="Times New Roman" w:eastAsia="Times New Roman" w:hAnsi="Times New Roman" w:cs="Times New Roman"/>
-          <w:color w:val="000000"/>
-          <w:sz w:val="28"/>
-          <w:szCs w:val="28"/>
-        </w:rPr>
-        <w:t>Настроить систему контроля версий Git и организовать репозиторий проекта на основе шаблона, предоставленного кафедрой; освоить базовые команды Git и работу с ветками.</w:t>
+        <w:t>Университет ведёт образовательную деятельность по широкому спектру направлений подготовки, в том числе в области информационных технологий и информационной безопасности, а также научно-исследовательскую и проектную деятельность. В рамках учебного процесса студенты выполняют проектные работы, одной из которых является рассматриваемый проект.</w:t>
       </w:r>
     </w:p>
     <w:p>
@@ -1899,25 +1939,7 @@
           <w:sz w:val="28"/>
           <w:szCs w:val="28"/>
         </w:rPr>
-        <w:t>2</w:t>
-      </w:r>
-      <w:r>
-        <w:rPr>
-          <w:rFonts w:ascii="Times New Roman" w:eastAsia="Times New Roman" w:hAnsi="Times New Roman" w:cs="Times New Roman"/>
-          <w:color w:val="000000"/>
-          <w:sz w:val="28"/>
-          <w:szCs w:val="28"/>
-        </w:rPr>
-        <w:t xml:space="preserve">) </w:t>
-      </w:r>
-      <w:r>
-        <w:rPr>
-          <w:rFonts w:ascii="Times New Roman" w:eastAsia="Times New Roman" w:hAnsi="Times New Roman" w:cs="Times New Roman"/>
-          <w:color w:val="000000"/>
-          <w:sz w:val="28"/>
-          <w:szCs w:val="28"/>
-        </w:rPr>
-        <w:t>Подготовить документацию проекта в формате Markdown.</w:t>
+        <w:t>Расписание занятий университета публикуется на сервисе rasp.dmami.ru, который выступает официальным источником данных для разработанного бота.</w:t>
       </w:r>
     </w:p>
     <w:p>
@@ -1940,32 +1962,24 @@
           <w:szCs w:val="28"/>
         </w:rPr>
       </w:pPr>
-      <w:r>
-        <w:rPr>
-          <w:rFonts w:ascii="Times New Roman" w:eastAsia="Times New Roman" w:hAnsi="Times New Roman" w:cs="Times New Roman"/>
-          <w:color w:val="000000"/>
-          <w:sz w:val="28"/>
-          <w:szCs w:val="28"/>
-        </w:rPr>
-        <w:t>3</w:t>
-      </w:r>
-      <w:r>
-        <w:rPr>
-          <w:rFonts w:ascii="Times New Roman" w:eastAsia="Times New Roman" w:hAnsi="Times New Roman" w:cs="Times New Roman"/>
-          <w:color w:val="000000"/>
-          <w:sz w:val="28"/>
-          <w:szCs w:val="28"/>
-        </w:rPr>
-        <w:t xml:space="preserve">) </w:t>
-      </w:r>
-      <w:r>
-        <w:rPr>
-          <w:rFonts w:ascii="Times New Roman" w:eastAsia="Times New Roman" w:hAnsi="Times New Roman" w:cs="Times New Roman"/>
-          <w:color w:val="000000"/>
-          <w:sz w:val="28"/>
-          <w:szCs w:val="28"/>
-        </w:rPr>
-        <w:t>Разработать статический веб-сайт, посвящённый проекту, включающий домашнюю страницу, страницы «О проекте», «Участники», «Журнал» и «Ресурсы», оформленный графическими материалами.</w:t>
+    </w:p>
+    <w:p>
+      <w:pPr>
+        <w:rPr>
+          <w:rFonts w:ascii="Times New Roman" w:eastAsia="Times New Roman" w:hAnsi="Times New Roman" w:cs="Times New Roman"/>
+          <w:color w:val="000000"/>
+          <w:sz w:val="28"/>
+          <w:szCs w:val="28"/>
+        </w:rPr>
+      </w:pPr>
+      <w:r>
+        <w:rPr>
+          <w:rFonts w:ascii="Times New Roman" w:eastAsia="Times New Roman" w:hAnsi="Times New Roman" w:cs="Times New Roman"/>
+          <w:color w:val="000000"/>
+          <w:sz w:val="28"/>
+          <w:szCs w:val="28"/>
+        </w:rPr>
+        <w:br w:type="page"/>
       </w:r>
     </w:p>
     <w:p>
@@ -1995,25 +2009,17 @@
           <w:sz w:val="28"/>
           <w:szCs w:val="28"/>
         </w:rPr>
-        <w:t>4</w:t>
-      </w:r>
-      <w:r>
-        <w:rPr>
-          <w:rFonts w:ascii="Times New Roman" w:eastAsia="Times New Roman" w:hAnsi="Times New Roman" w:cs="Times New Roman"/>
-          <w:color w:val="000000"/>
-          <w:sz w:val="28"/>
-          <w:szCs w:val="28"/>
-        </w:rPr>
-        <w:t xml:space="preserve">) </w:t>
-      </w:r>
-      <w:r>
-        <w:rPr>
-          <w:rFonts w:ascii="Times New Roman" w:eastAsia="Times New Roman" w:hAnsi="Times New Roman" w:cs="Times New Roman"/>
-          <w:color w:val="000000"/>
-          <w:sz w:val="28"/>
-          <w:szCs w:val="28"/>
-        </w:rPr>
-        <w:t>Составить отчёт по практике по установленному шаблону и разместить его в репозитории в форматах DOCX и PDF.</w:t>
+        <w:lastRenderedPageBreak/>
+        <w:t>3. Описание задания по проектной практике</w:t>
+      </w:r>
+      <w:r>
+        <w:rPr>
+          <w:rFonts w:ascii="Times New Roman" w:eastAsia="Times New Roman" w:hAnsi="Times New Roman" w:cs="Times New Roman"/>
+          <w:color w:val="000000"/>
+          <w:sz w:val="28"/>
+          <w:szCs w:val="28"/>
+        </w:rPr>
+        <w:br/>
       </w:r>
     </w:p>
     <w:p>
@@ -2036,24 +2042,14 @@
           <w:szCs w:val="28"/>
         </w:rPr>
       </w:pPr>
-    </w:p>
-    <w:p>
-      <w:pPr>
-        <w:rPr>
-          <w:rFonts w:ascii="Times New Roman" w:eastAsia="Times New Roman" w:hAnsi="Times New Roman" w:cs="Times New Roman"/>
-          <w:color w:val="000000"/>
-          <w:sz w:val="28"/>
-          <w:szCs w:val="28"/>
-        </w:rPr>
-      </w:pPr>
-      <w:r>
-        <w:rPr>
-          <w:rFonts w:ascii="Times New Roman" w:eastAsia="Times New Roman" w:hAnsi="Times New Roman" w:cs="Times New Roman"/>
-          <w:color w:val="000000"/>
-          <w:sz w:val="28"/>
-          <w:szCs w:val="28"/>
-        </w:rPr>
-        <w:br w:type="page"/>
+      <w:r>
+        <w:rPr>
+          <w:rFonts w:ascii="Times New Roman" w:eastAsia="Times New Roman" w:hAnsi="Times New Roman" w:cs="Times New Roman"/>
+          <w:color w:val="000000"/>
+          <w:sz w:val="28"/>
+          <w:szCs w:val="28"/>
+        </w:rPr>
+        <w:t>Задание на проектную практику состоит из базовой (обязательной) части. В рамках практики необходимо было выполнить следующие задачи:</w:t>
       </w:r>
     </w:p>
     <w:p>
@@ -2083,8 +2079,65 @@
           <w:sz w:val="28"/>
           <w:szCs w:val="28"/>
         </w:rPr>
-        <w:lastRenderedPageBreak/>
-        <w:t>4. Описание достигнутых результатов</w:t>
+        <w:t>1</w:t>
+      </w:r>
+      <w:r>
+        <w:rPr>
+          <w:rFonts w:ascii="Times New Roman" w:eastAsia="Times New Roman" w:hAnsi="Times New Roman" w:cs="Times New Roman"/>
+          <w:color w:val="000000"/>
+          <w:sz w:val="28"/>
+          <w:szCs w:val="28"/>
+        </w:rPr>
+        <w:t xml:space="preserve">) </w:t>
+      </w:r>
+      <w:r>
+        <w:rPr>
+          <w:rFonts w:ascii="Times New Roman" w:eastAsia="Times New Roman" w:hAnsi="Times New Roman" w:cs="Times New Roman"/>
+          <w:color w:val="000000"/>
+          <w:sz w:val="28"/>
+          <w:szCs w:val="28"/>
+        </w:rPr>
+        <w:t xml:space="preserve">Настроить систему контроля версий </w:t>
+      </w:r>
+      <w:proofErr w:type="spellStart"/>
+      <w:r>
+        <w:rPr>
+          <w:rFonts w:ascii="Times New Roman" w:eastAsia="Times New Roman" w:hAnsi="Times New Roman" w:cs="Times New Roman"/>
+          <w:color w:val="000000"/>
+          <w:sz w:val="28"/>
+          <w:szCs w:val="28"/>
+        </w:rPr>
+        <w:t>Git</w:t>
+      </w:r>
+      <w:proofErr w:type="spellEnd"/>
+      <w:r>
+        <w:rPr>
+          <w:rFonts w:ascii="Times New Roman" w:eastAsia="Times New Roman" w:hAnsi="Times New Roman" w:cs="Times New Roman"/>
+          <w:color w:val="000000"/>
+          <w:sz w:val="28"/>
+          <w:szCs w:val="28"/>
+        </w:rPr>
+        <w:t xml:space="preserve"> и организовать репозиторий проекта на основе шаблона, предоставленного кафедрой; освоить базовые команды </w:t>
+      </w:r>
+      <w:proofErr w:type="spellStart"/>
+      <w:r>
+        <w:rPr>
+          <w:rFonts w:ascii="Times New Roman" w:eastAsia="Times New Roman" w:hAnsi="Times New Roman" w:cs="Times New Roman"/>
+          <w:color w:val="000000"/>
+          <w:sz w:val="28"/>
+          <w:szCs w:val="28"/>
+        </w:rPr>
+        <w:t>Git</w:t>
+      </w:r>
+      <w:proofErr w:type="spellEnd"/>
+      <w:r>
+        <w:rPr>
+          <w:rFonts w:ascii="Times New Roman" w:eastAsia="Times New Roman" w:hAnsi="Times New Roman" w:cs="Times New Roman"/>
+          <w:color w:val="000000"/>
+          <w:sz w:val="28"/>
+          <w:szCs w:val="28"/>
+        </w:rPr>
+        <w:t xml:space="preserve"> и работу с ветками.</w:t>
       </w:r>
     </w:p>
     <w:p>
@@ -2114,26 +2167,45 @@
           <w:sz w:val="28"/>
           <w:szCs w:val="28"/>
         </w:rPr>
-        <w:t xml:space="preserve">4.1 Настройка </w:t>
-      </w:r>
-      <w:r>
-        <w:rPr>
-          <w:rFonts w:ascii="Times New Roman" w:eastAsia="Times New Roman" w:hAnsi="Times New Roman" w:cs="Times New Roman"/>
-          <w:color w:val="000000"/>
-          <w:sz w:val="28"/>
-          <w:szCs w:val="28"/>
-          <w:lang w:val="en-US"/>
-        </w:rPr>
-        <w:t xml:space="preserve">Git </w:t>
-      </w:r>
-      <w:r>
-        <w:rPr>
-          <w:rFonts w:ascii="Times New Roman" w:eastAsia="Times New Roman" w:hAnsi="Times New Roman" w:cs="Times New Roman"/>
-          <w:color w:val="000000"/>
-          <w:sz w:val="28"/>
-          <w:szCs w:val="28"/>
-        </w:rPr>
-        <w:t>и репозитория</w:t>
+        <w:t>2</w:t>
+      </w:r>
+      <w:r>
+        <w:rPr>
+          <w:rFonts w:ascii="Times New Roman" w:eastAsia="Times New Roman" w:hAnsi="Times New Roman" w:cs="Times New Roman"/>
+          <w:color w:val="000000"/>
+          <w:sz w:val="28"/>
+          <w:szCs w:val="28"/>
+        </w:rPr>
+        <w:t xml:space="preserve">) </w:t>
+      </w:r>
+      <w:r>
+        <w:rPr>
+          <w:rFonts w:ascii="Times New Roman" w:eastAsia="Times New Roman" w:hAnsi="Times New Roman" w:cs="Times New Roman"/>
+          <w:color w:val="000000"/>
+          <w:sz w:val="28"/>
+          <w:szCs w:val="28"/>
+        </w:rPr>
+        <w:t xml:space="preserve">Подготовить документацию проекта в формате </w:t>
+      </w:r>
+      <w:proofErr w:type="spellStart"/>
+      <w:r>
+        <w:rPr>
+          <w:rFonts w:ascii="Times New Roman" w:eastAsia="Times New Roman" w:hAnsi="Times New Roman" w:cs="Times New Roman"/>
+          <w:color w:val="000000"/>
+          <w:sz w:val="28"/>
+          <w:szCs w:val="28"/>
+        </w:rPr>
+        <w:t>Markdown</w:t>
+      </w:r>
+      <w:proofErr w:type="spellEnd"/>
+      <w:r>
+        <w:rPr>
+          <w:rFonts w:ascii="Times New Roman" w:eastAsia="Times New Roman" w:hAnsi="Times New Roman" w:cs="Times New Roman"/>
+          <w:color w:val="000000"/>
+          <w:sz w:val="28"/>
+          <w:szCs w:val="28"/>
+        </w:rPr>
+        <w:t>.</w:t>
       </w:r>
     </w:p>
     <w:p>
@@ -2156,6 +2228,33 @@
           <w:szCs w:val="28"/>
         </w:rPr>
       </w:pPr>
+      <w:r>
+        <w:rPr>
+          <w:rFonts w:ascii="Times New Roman" w:eastAsia="Times New Roman" w:hAnsi="Times New Roman" w:cs="Times New Roman"/>
+          <w:color w:val="000000"/>
+          <w:sz w:val="28"/>
+          <w:szCs w:val="28"/>
+        </w:rPr>
+        <w:t>3</w:t>
+      </w:r>
+      <w:r>
+        <w:rPr>
+          <w:rFonts w:ascii="Times New Roman" w:eastAsia="Times New Roman" w:hAnsi="Times New Roman" w:cs="Times New Roman"/>
+          <w:color w:val="000000"/>
+          <w:sz w:val="28"/>
+          <w:szCs w:val="28"/>
+        </w:rPr>
+        <w:t xml:space="preserve">) </w:t>
+      </w:r>
+      <w:r>
+        <w:rPr>
+          <w:rFonts w:ascii="Times New Roman" w:eastAsia="Times New Roman" w:hAnsi="Times New Roman" w:cs="Times New Roman"/>
+          <w:color w:val="000000"/>
+          <w:sz w:val="28"/>
+          <w:szCs w:val="28"/>
+        </w:rPr>
+        <w:t>Разработать статический веб-сайт, посвящённый проекту, включающий домашнюю страницу, страницы «О проекте», «Участники», «Журнал» и «Ресурсы», оформленный графическими материалами.</w:t>
+      </w:r>
     </w:p>
     <w:p>
       <w:pPr>
@@ -2184,7 +2283,25 @@
           <w:sz w:val="28"/>
           <w:szCs w:val="28"/>
         </w:rPr>
-        <w:t>Установлен и настроен Git, на основе шаблона создан репозиторий практики на GitHub и склонирован локально. В репозиторий добавлен исходный код бота (каталог src/). Освоены базовые операции: коммиты, отправка изменений и работа с ветками. Настроен файл .gitignore, исключающий из репозитория секретные и локальные данные (переменные окружения, файл соли, базу данных пользователей).</w:t>
+        <w:t>4</w:t>
+      </w:r>
+      <w:r>
+        <w:rPr>
+          <w:rFonts w:ascii="Times New Roman" w:eastAsia="Times New Roman" w:hAnsi="Times New Roman" w:cs="Times New Roman"/>
+          <w:color w:val="000000"/>
+          <w:sz w:val="28"/>
+          <w:szCs w:val="28"/>
+        </w:rPr>
+        <w:t xml:space="preserve">) </w:t>
+      </w:r>
+      <w:r>
+        <w:rPr>
+          <w:rFonts w:ascii="Times New Roman" w:eastAsia="Times New Roman" w:hAnsi="Times New Roman" w:cs="Times New Roman"/>
+          <w:color w:val="000000"/>
+          <w:sz w:val="28"/>
+          <w:szCs w:val="28"/>
+        </w:rPr>
+        <w:t>Составить отчёт по практике по установленному шаблону и разместить его в репозитории в форматах DOCX и PDF.</w:t>
       </w:r>
     </w:p>
     <w:p>
@@ -2210,6 +2327,25 @@
     </w:p>
     <w:p>
       <w:pPr>
+        <w:rPr>
+          <w:rFonts w:ascii="Times New Roman" w:eastAsia="Times New Roman" w:hAnsi="Times New Roman" w:cs="Times New Roman"/>
+          <w:color w:val="000000"/>
+          <w:sz w:val="28"/>
+          <w:szCs w:val="28"/>
+        </w:rPr>
+      </w:pPr>
+      <w:r>
+        <w:rPr>
+          <w:rFonts w:ascii="Times New Roman" w:eastAsia="Times New Roman" w:hAnsi="Times New Roman" w:cs="Times New Roman"/>
+          <w:color w:val="000000"/>
+          <w:sz w:val="28"/>
+          <w:szCs w:val="28"/>
+        </w:rPr>
+        <w:br w:type="page"/>
+      </w:r>
+    </w:p>
+    <w:p>
+      <w:pPr>
         <w:keepNext/>
         <w:keepLines/>
         <w:pBdr>
@@ -2226,54 +2362,17 @@
           <w:color w:val="000000"/>
           <w:sz w:val="28"/>
           <w:szCs w:val="28"/>
-          <w:lang w:val="en-US"/>
-        </w:rPr>
-      </w:pPr>
-      <w:r>
-        <w:rPr>
-          <w:rFonts w:ascii="Times New Roman" w:eastAsia="Times New Roman" w:hAnsi="Times New Roman" w:cs="Times New Roman"/>
-          <w:color w:val="000000"/>
-          <w:sz w:val="28"/>
-          <w:szCs w:val="28"/>
-        </w:rPr>
-        <w:t>4.</w:t>
-      </w:r>
-      <w:r>
-        <w:rPr>
-          <w:rFonts w:ascii="Times New Roman" w:eastAsia="Times New Roman" w:hAnsi="Times New Roman" w:cs="Times New Roman"/>
-          <w:color w:val="000000"/>
-          <w:sz w:val="28"/>
-          <w:szCs w:val="28"/>
-        </w:rPr>
-        <w:t xml:space="preserve">2. </w:t>
-      </w:r>
-      <w:r>
-        <w:rPr>
-          <w:rFonts w:ascii="Times New Roman" w:eastAsia="Times New Roman" w:hAnsi="Times New Roman" w:cs="Times New Roman"/>
-          <w:color w:val="000000"/>
-          <w:sz w:val="28"/>
-          <w:szCs w:val="28"/>
-        </w:rPr>
-        <w:t>Д</w:t>
-      </w:r>
-      <w:r>
-        <w:rPr>
-          <w:rFonts w:ascii="Times New Roman" w:eastAsia="Times New Roman" w:hAnsi="Times New Roman" w:cs="Times New Roman"/>
-          <w:color w:val="000000"/>
-          <w:sz w:val="28"/>
-          <w:szCs w:val="28"/>
-        </w:rPr>
-        <w:t xml:space="preserve">окументация в формате </w:t>
-      </w:r>
-      <w:r>
-        <w:rPr>
-          <w:rFonts w:ascii="Times New Roman" w:eastAsia="Times New Roman" w:hAnsi="Times New Roman" w:cs="Times New Roman"/>
-          <w:color w:val="000000"/>
-          <w:sz w:val="28"/>
-          <w:szCs w:val="28"/>
-          <w:lang w:val="en-US"/>
-        </w:rPr>
-        <w:t>Markdown</w:t>
+        </w:rPr>
+      </w:pPr>
+      <w:r>
+        <w:rPr>
+          <w:rFonts w:ascii="Times New Roman" w:eastAsia="Times New Roman" w:hAnsi="Times New Roman" w:cs="Times New Roman"/>
+          <w:color w:val="000000"/>
+          <w:sz w:val="28"/>
+          <w:szCs w:val="28"/>
+        </w:rPr>
+        <w:lastRenderedPageBreak/>
+        <w:t>4. Описание достигнутых результатов</w:t>
       </w:r>
     </w:p>
     <w:p>
@@ -2296,6 +2395,43 @@
           <w:szCs w:val="28"/>
         </w:rPr>
       </w:pPr>
+      <w:r>
+        <w:rPr>
+          <w:rFonts w:ascii="Times New Roman" w:eastAsia="Times New Roman" w:hAnsi="Times New Roman" w:cs="Times New Roman"/>
+          <w:color w:val="000000"/>
+          <w:sz w:val="28"/>
+          <w:szCs w:val="28"/>
+        </w:rPr>
+        <w:t xml:space="preserve">4.1 Настройка </w:t>
+      </w:r>
+      <w:r>
+        <w:rPr>
+          <w:rFonts w:ascii="Times New Roman" w:eastAsia="Times New Roman" w:hAnsi="Times New Roman" w:cs="Times New Roman"/>
+          <w:color w:val="000000"/>
+          <w:sz w:val="28"/>
+          <w:szCs w:val="28"/>
+          <w:lang w:val="en-US"/>
+        </w:rPr>
+        <w:t>Git</w:t>
+      </w:r>
+      <w:r>
+        <w:rPr>
+          <w:rFonts w:ascii="Times New Roman" w:eastAsia="Times New Roman" w:hAnsi="Times New Roman" w:cs="Times New Roman"/>
+          <w:color w:val="000000"/>
+          <w:sz w:val="28"/>
+          <w:szCs w:val="28"/>
+        </w:rPr>
+        <w:t xml:space="preserve"> </w:t>
+      </w:r>
+      <w:r>
+        <w:rPr>
+          <w:rFonts w:ascii="Times New Roman" w:eastAsia="Times New Roman" w:hAnsi="Times New Roman" w:cs="Times New Roman"/>
+          <w:color w:val="000000"/>
+          <w:sz w:val="28"/>
+          <w:szCs w:val="28"/>
+        </w:rPr>
+        <w:t>и репозитория</w:t>
+      </w:r>
     </w:p>
     <w:p>
       <w:pPr>
@@ -2317,15 +2453,6 @@
           <w:szCs w:val="28"/>
         </w:rPr>
       </w:pPr>
-      <w:r>
-        <w:rPr>
-          <w:rFonts w:ascii="Times New Roman" w:eastAsia="Times New Roman" w:hAnsi="Times New Roman" w:cs="Times New Roman"/>
-          <w:color w:val="000000"/>
-          <w:sz w:val="28"/>
-          <w:szCs w:val="28"/>
-        </w:rPr>
-        <w:t>Изучен синтаксис Markdown. В каталоге docs/ подготовлена документация по практике: обзорный файл с описанием проекта и этапов работы, а также подробный журнал прогресса по этапам практики.</w:t>
-      </w:r>
     </w:p>
     <w:p>
       <w:pPr>
@@ -2347,6 +2474,126 @@
           <w:szCs w:val="28"/>
         </w:rPr>
       </w:pPr>
+      <w:r>
+        <w:rPr>
+          <w:rFonts w:ascii="Times New Roman" w:eastAsia="Times New Roman" w:hAnsi="Times New Roman" w:cs="Times New Roman"/>
+          <w:color w:val="000000"/>
+          <w:sz w:val="28"/>
+          <w:szCs w:val="28"/>
+        </w:rPr>
+        <w:t xml:space="preserve">Установлен и настроен </w:t>
+      </w:r>
+      <w:proofErr w:type="spellStart"/>
+      <w:r>
+        <w:rPr>
+          <w:rFonts w:ascii="Times New Roman" w:eastAsia="Times New Roman" w:hAnsi="Times New Roman" w:cs="Times New Roman"/>
+          <w:color w:val="000000"/>
+          <w:sz w:val="28"/>
+          <w:szCs w:val="28"/>
+        </w:rPr>
+        <w:t>Git</w:t>
+      </w:r>
+      <w:proofErr w:type="spellEnd"/>
+      <w:r>
+        <w:rPr>
+          <w:rFonts w:ascii="Times New Roman" w:eastAsia="Times New Roman" w:hAnsi="Times New Roman" w:cs="Times New Roman"/>
+          <w:color w:val="000000"/>
+          <w:sz w:val="28"/>
+          <w:szCs w:val="28"/>
+        </w:rPr>
+        <w:t xml:space="preserve">, на основе шаблона создан репозиторий практики на </w:t>
+      </w:r>
+      <w:proofErr w:type="spellStart"/>
+      <w:r>
+        <w:rPr>
+          <w:rFonts w:ascii="Times New Roman" w:eastAsia="Times New Roman" w:hAnsi="Times New Roman" w:cs="Times New Roman"/>
+          <w:color w:val="000000"/>
+          <w:sz w:val="28"/>
+          <w:szCs w:val="28"/>
+        </w:rPr>
+        <w:t>GitHub</w:t>
+      </w:r>
+      <w:proofErr w:type="spellEnd"/>
+      <w:r>
+        <w:rPr>
+          <w:rFonts w:ascii="Times New Roman" w:eastAsia="Times New Roman" w:hAnsi="Times New Roman" w:cs="Times New Roman"/>
+          <w:color w:val="000000"/>
+          <w:sz w:val="28"/>
+          <w:szCs w:val="28"/>
+        </w:rPr>
+        <w:t xml:space="preserve"> и </w:t>
+      </w:r>
+      <w:proofErr w:type="spellStart"/>
+      <w:r>
+        <w:rPr>
+          <w:rFonts w:ascii="Times New Roman" w:eastAsia="Times New Roman" w:hAnsi="Times New Roman" w:cs="Times New Roman"/>
+          <w:color w:val="000000"/>
+          <w:sz w:val="28"/>
+          <w:szCs w:val="28"/>
+        </w:rPr>
+        <w:t>склонирован</w:t>
+      </w:r>
+      <w:proofErr w:type="spellEnd"/>
+      <w:r>
+        <w:rPr>
+          <w:rFonts w:ascii="Times New Roman" w:eastAsia="Times New Roman" w:hAnsi="Times New Roman" w:cs="Times New Roman"/>
+          <w:color w:val="000000"/>
+          <w:sz w:val="28"/>
+          <w:szCs w:val="28"/>
+        </w:rPr>
+        <w:t xml:space="preserve"> локально. В репозиторий добавлен исходный код бота (каталог </w:t>
+      </w:r>
+      <w:proofErr w:type="spellStart"/>
+      <w:r>
+        <w:rPr>
+          <w:rFonts w:ascii="Times New Roman" w:eastAsia="Times New Roman" w:hAnsi="Times New Roman" w:cs="Times New Roman"/>
+          <w:color w:val="000000"/>
+          <w:sz w:val="28"/>
+          <w:szCs w:val="28"/>
+        </w:rPr>
+        <w:t>src</w:t>
+      </w:r>
+      <w:proofErr w:type="spellEnd"/>
+      <w:r>
+        <w:rPr>
+          <w:rFonts w:ascii="Times New Roman" w:eastAsia="Times New Roman" w:hAnsi="Times New Roman" w:cs="Times New Roman"/>
+          <w:color w:val="000000"/>
+          <w:sz w:val="28"/>
+          <w:szCs w:val="28"/>
+        </w:rPr>
+        <w:t xml:space="preserve">/). Освоены базовые операции: коммиты, отправка изменений и работа с ветками. Настроен </w:t>
+      </w:r>
+      <w:proofErr w:type="gramStart"/>
+      <w:r>
+        <w:rPr>
+          <w:rFonts w:ascii="Times New Roman" w:eastAsia="Times New Roman" w:hAnsi="Times New Roman" w:cs="Times New Roman"/>
+          <w:color w:val="000000"/>
+          <w:sz w:val="28"/>
+          <w:szCs w:val="28"/>
+        </w:rPr>
+        <w:t>файл .</w:t>
+      </w:r>
+      <w:proofErr w:type="spellStart"/>
+      <w:r>
+        <w:rPr>
+          <w:rFonts w:ascii="Times New Roman" w:eastAsia="Times New Roman" w:hAnsi="Times New Roman" w:cs="Times New Roman"/>
+          <w:color w:val="000000"/>
+          <w:sz w:val="28"/>
+          <w:szCs w:val="28"/>
+        </w:rPr>
+        <w:t>gitignore</w:t>
+      </w:r>
+      <w:proofErr w:type="spellEnd"/>
+      <w:proofErr w:type="gramEnd"/>
+      <w:r>
+        <w:rPr>
+          <w:rFonts w:ascii="Times New Roman" w:eastAsia="Times New Roman" w:hAnsi="Times New Roman" w:cs="Times New Roman"/>
+          <w:color w:val="000000"/>
+          <w:sz w:val="28"/>
+          <w:szCs w:val="28"/>
+        </w:rPr>
+        <w:t>, исключающий из репозитория секретные и локальные данные.</w:t>
+      </w:r>
     </w:p>
     <w:p>
       <w:pPr>
@@ -2368,15 +2615,6 @@
           <w:szCs w:val="28"/>
         </w:rPr>
       </w:pPr>
-      <w:r>
-        <w:rPr>
-          <w:rFonts w:ascii="Times New Roman" w:eastAsia="Times New Roman" w:hAnsi="Times New Roman" w:cs="Times New Roman"/>
-          <w:color w:val="000000"/>
-          <w:sz w:val="28"/>
-          <w:szCs w:val="28"/>
-        </w:rPr>
-        <w:t xml:space="preserve">4.3 Разработка веб-сайта </w:t>
-      </w:r>
     </w:p>
     <w:p>
       <w:pPr>
@@ -2398,6 +2636,52 @@
           <w:szCs w:val="28"/>
         </w:rPr>
       </w:pPr>
+      <w:r>
+        <w:rPr>
+          <w:rFonts w:ascii="Times New Roman" w:eastAsia="Times New Roman" w:hAnsi="Times New Roman" w:cs="Times New Roman"/>
+          <w:color w:val="000000"/>
+          <w:sz w:val="28"/>
+          <w:szCs w:val="28"/>
+        </w:rPr>
+        <w:t>4.</w:t>
+      </w:r>
+      <w:r>
+        <w:rPr>
+          <w:rFonts w:ascii="Times New Roman" w:eastAsia="Times New Roman" w:hAnsi="Times New Roman" w:cs="Times New Roman"/>
+          <w:color w:val="000000"/>
+          <w:sz w:val="28"/>
+          <w:szCs w:val="28"/>
+        </w:rPr>
+        <w:t xml:space="preserve">2. </w:t>
+      </w:r>
+      <w:r>
+        <w:rPr>
+          <w:rFonts w:ascii="Times New Roman" w:eastAsia="Times New Roman" w:hAnsi="Times New Roman" w:cs="Times New Roman"/>
+          <w:color w:val="000000"/>
+          <w:sz w:val="28"/>
+          <w:szCs w:val="28"/>
+        </w:rPr>
+        <w:t>Д</w:t>
+      </w:r>
+      <w:r>
+        <w:rPr>
+          <w:rFonts w:ascii="Times New Roman" w:eastAsia="Times New Roman" w:hAnsi="Times New Roman" w:cs="Times New Roman"/>
+          <w:color w:val="000000"/>
+          <w:sz w:val="28"/>
+          <w:szCs w:val="28"/>
+        </w:rPr>
+        <w:t xml:space="preserve">окументация в формате </w:t>
+      </w:r>
+      <w:r>
+        <w:rPr>
+          <w:rFonts w:ascii="Times New Roman" w:eastAsia="Times New Roman" w:hAnsi="Times New Roman" w:cs="Times New Roman"/>
+          <w:color w:val="000000"/>
+          <w:sz w:val="28"/>
+          <w:szCs w:val="28"/>
+          <w:lang w:val="en-US"/>
+        </w:rPr>
+        <w:t>Markdown</w:t>
+      </w:r>
     </w:p>
     <w:p>
       <w:pPr>
@@ -2419,15 +2703,6 @@
           <w:szCs w:val="28"/>
         </w:rPr>
       </w:pPr>
-      <w:r>
-        <w:rPr>
-          <w:rFonts w:ascii="Times New Roman" w:eastAsia="Times New Roman" w:hAnsi="Times New Roman" w:cs="Times New Roman"/>
-          <w:color w:val="000000"/>
-          <w:sz w:val="28"/>
-          <w:szCs w:val="28"/>
-        </w:rPr>
-        <w:t>Разработан веб-сайт проекта с использованием языков разметки HTML и стилей CSS. Сайт включает пять обязательных разделов: домашнюю страницу с аннотацией проекта, страницу «О проекте» с описанием задачи и принципа работы бота, страницу «Участники», страницу «Журнал» с записями о ходе работы и страницу «Ресурсы» со ссылками на полезные материалы.</w:t>
-      </w:r>
     </w:p>
     <w:p>
       <w:pPr>
@@ -2456,7 +2731,47 @@
           <w:sz w:val="28"/>
           <w:szCs w:val="28"/>
         </w:rPr>
-        <w:t>Сайт оформлен в едином визуальном стиле с боковым меню навигации Страницы дополнены графическими материалами — снимками экрана работающего бота</w:t>
+        <w:t xml:space="preserve">Изучен синтаксис </w:t>
+      </w:r>
+      <w:proofErr w:type="spellStart"/>
+      <w:r>
+        <w:rPr>
+          <w:rFonts w:ascii="Times New Roman" w:eastAsia="Times New Roman" w:hAnsi="Times New Roman" w:cs="Times New Roman"/>
+          <w:color w:val="000000"/>
+          <w:sz w:val="28"/>
+          <w:szCs w:val="28"/>
+        </w:rPr>
+        <w:t>Markdown</w:t>
+      </w:r>
+      <w:proofErr w:type="spellEnd"/>
+      <w:r>
+        <w:rPr>
+          <w:rFonts w:ascii="Times New Roman" w:eastAsia="Times New Roman" w:hAnsi="Times New Roman" w:cs="Times New Roman"/>
+          <w:color w:val="000000"/>
+          <w:sz w:val="28"/>
+          <w:szCs w:val="28"/>
+        </w:rPr>
+        <w:t xml:space="preserve">. В каталоге </w:t>
+      </w:r>
+      <w:proofErr w:type="spellStart"/>
+      <w:r>
+        <w:rPr>
+          <w:rFonts w:ascii="Times New Roman" w:eastAsia="Times New Roman" w:hAnsi="Times New Roman" w:cs="Times New Roman"/>
+          <w:color w:val="000000"/>
+          <w:sz w:val="28"/>
+          <w:szCs w:val="28"/>
+        </w:rPr>
+        <w:t>docs</w:t>
+      </w:r>
+      <w:proofErr w:type="spellEnd"/>
+      <w:r>
+        <w:rPr>
+          <w:rFonts w:ascii="Times New Roman" w:eastAsia="Times New Roman" w:hAnsi="Times New Roman" w:cs="Times New Roman"/>
+          <w:color w:val="000000"/>
+          <w:sz w:val="28"/>
+          <w:szCs w:val="28"/>
+        </w:rPr>
+        <w:t>/ подготовлена документация по практике: обзорный файл с описанием проекта и этапов работы, а также подробный журнал прогресса по этапам практики.</w:t>
       </w:r>
     </w:p>
     <w:p>
@@ -2482,25 +2797,6 @@
     </w:p>
     <w:p>
       <w:pPr>
-        <w:rPr>
-          <w:rFonts w:ascii="Times New Roman" w:eastAsia="Times New Roman" w:hAnsi="Times New Roman" w:cs="Times New Roman"/>
-          <w:color w:val="000000"/>
-          <w:sz w:val="28"/>
-          <w:szCs w:val="28"/>
-        </w:rPr>
-      </w:pPr>
-      <w:r>
-        <w:rPr>
-          <w:rFonts w:ascii="Times New Roman" w:eastAsia="Times New Roman" w:hAnsi="Times New Roman" w:cs="Times New Roman"/>
-          <w:color w:val="000000"/>
-          <w:sz w:val="28"/>
-          <w:szCs w:val="28"/>
-        </w:rPr>
-        <w:br w:type="page"/>
-      </w:r>
-    </w:p>
-    <w:p>
-      <w:pPr>
         <w:keepNext/>
         <w:keepLines/>
         <w:pBdr>
@@ -2511,23 +2807,22 @@
           <w:between w:val="nil"/>
         </w:pBdr>
         <w:spacing w:after="0" w:line="360" w:lineRule="auto"/>
-        <w:jc w:val="center"/>
-        <w:rPr>
-          <w:rFonts w:ascii="Times New Roman" w:eastAsia="Times New Roman" w:hAnsi="Times New Roman" w:cs="Times New Roman"/>
-          <w:color w:val="000000"/>
-          <w:sz w:val="32"/>
-          <w:szCs w:val="32"/>
-        </w:rPr>
-      </w:pPr>
-      <w:r>
-        <w:rPr>
-          <w:rFonts w:ascii="Times New Roman" w:eastAsia="Times New Roman" w:hAnsi="Times New Roman" w:cs="Times New Roman"/>
-          <w:color w:val="000000"/>
-          <w:sz w:val="32"/>
-          <w:szCs w:val="32"/>
-        </w:rPr>
-        <w:lastRenderedPageBreak/>
-        <w:t>Заключение</w:t>
+        <w:ind w:firstLine="851"/>
+        <w:rPr>
+          <w:rFonts w:ascii="Times New Roman" w:eastAsia="Times New Roman" w:hAnsi="Times New Roman" w:cs="Times New Roman"/>
+          <w:color w:val="000000"/>
+          <w:sz w:val="28"/>
+          <w:szCs w:val="28"/>
+        </w:rPr>
+      </w:pPr>
+      <w:r>
+        <w:rPr>
+          <w:rFonts w:ascii="Times New Roman" w:eastAsia="Times New Roman" w:hAnsi="Times New Roman" w:cs="Times New Roman"/>
+          <w:color w:val="000000"/>
+          <w:sz w:val="28"/>
+          <w:szCs w:val="28"/>
+        </w:rPr>
+        <w:t xml:space="preserve">4.3 Разработка веб-сайта </w:t>
       </w:r>
     </w:p>
     <w:p>
@@ -2542,12 +2837,12 @@
           <w:between w:val="nil"/>
         </w:pBdr>
         <w:spacing w:after="0" w:line="360" w:lineRule="auto"/>
-        <w:jc w:val="center"/>
-        <w:rPr>
-          <w:rFonts w:ascii="Times New Roman" w:eastAsia="Times New Roman" w:hAnsi="Times New Roman" w:cs="Times New Roman"/>
-          <w:color w:val="000000"/>
-          <w:sz w:val="32"/>
-          <w:szCs w:val="32"/>
+        <w:ind w:firstLine="851"/>
+        <w:rPr>
+          <w:rFonts w:ascii="Times New Roman" w:eastAsia="Times New Roman" w:hAnsi="Times New Roman" w:cs="Times New Roman"/>
+          <w:color w:val="000000"/>
+          <w:sz w:val="28"/>
+          <w:szCs w:val="28"/>
         </w:rPr>
       </w:pPr>
     </w:p>
@@ -2578,7 +2873,7 @@
           <w:sz w:val="28"/>
           <w:szCs w:val="28"/>
         </w:rPr>
-        <w:t>В ходе проектной практики были выполнены все задачи базовой части задания. Освоена работа с системой контроля версий Git, включая организацию репозитория, фиксацию изменений и работу с ветками. Подготовлена техническая документация в формате Markdown и разработан статический веб-сайт проекта на HTML и CSS. Составлена итоговая отчётность.</w:t>
+        <w:t>Разработан веб-сайт проекта с использованием языков разметки HTML и стилей CSS. Сайт включает пять обязательных разделов: домашнюю страницу с аннотацией проекта, страницу «О проекте» с описанием задачи и принципа работы бота, страницу «Участники», страницу «Журнал» с записями о ходе работы и страницу «Ресурсы» со ссылками на полезные материалы.</w:t>
       </w:r>
     </w:p>
     <w:p>
@@ -2608,7 +2903,16 @@
           <w:sz w:val="28"/>
           <w:szCs w:val="28"/>
         </w:rPr>
-        <w:t>Практика позволила закрепить навыки, востребованные в профессиональной деятельности в области информационных технологий: ведение репозитория, оформление документации и разработка веб-страниц. Готовый программный проект — Telegram-бот расписания — получил оформление в виде структурированного репозитория, документации и сайта, что повышает его наглядность и удобство сопровождения.</w:t>
+        <w:t>Сайт оформлен в едином визуальном стиле с боковым меню навигации Страницы дополнены графическими материалами — снимками экрана работающего бота</w:t>
+      </w:r>
+      <w:r>
+        <w:rPr>
+          <w:rFonts w:ascii="Times New Roman" w:eastAsia="Times New Roman" w:hAnsi="Times New Roman" w:cs="Times New Roman"/>
+          <w:color w:val="000000"/>
+          <w:sz w:val="28"/>
+          <w:szCs w:val="28"/>
+        </w:rPr>
+        <w:t>.</w:t>
       </w:r>
     </w:p>
     <w:p>
@@ -2631,34 +2935,6 @@
           <w:szCs w:val="28"/>
         </w:rPr>
       </w:pPr>
-      <w:r>
-        <w:rPr>
-          <w:rFonts w:ascii="Times New Roman" w:eastAsia="Times New Roman" w:hAnsi="Times New Roman" w:cs="Times New Roman"/>
-          <w:color w:val="000000"/>
-          <w:sz w:val="28"/>
-          <w:szCs w:val="28"/>
-        </w:rPr>
-        <w:t>Поставленные цели практики достигнуты в полном объёме.</w:t>
-      </w:r>
-    </w:p>
-    <w:p>
-      <w:pPr>
-        <w:rPr>
-          <w:rFonts w:ascii="Times New Roman" w:eastAsia="Times New Roman" w:hAnsi="Times New Roman" w:cs="Times New Roman"/>
-          <w:color w:val="000000"/>
-          <w:sz w:val="28"/>
-          <w:szCs w:val="28"/>
-        </w:rPr>
-      </w:pPr>
-      <w:r>
-        <w:rPr>
-          <w:rFonts w:ascii="Times New Roman" w:eastAsia="Times New Roman" w:hAnsi="Times New Roman" w:cs="Times New Roman"/>
-          <w:color w:val="000000"/>
-          <w:sz w:val="28"/>
-          <w:szCs w:val="28"/>
-        </w:rPr>
-        <w:br w:type="page"/>
-      </w:r>
     </w:p>
     <w:p>
       <w:pPr>
@@ -2673,24 +2949,13 @@
         </w:pBdr>
         <w:spacing w:after="0" w:line="360" w:lineRule="auto"/>
         <w:ind w:firstLine="851"/>
-        <w:jc w:val="center"/>
-        <w:rPr>
-          <w:rFonts w:ascii="Times New Roman" w:eastAsia="Times New Roman" w:hAnsi="Times New Roman" w:cs="Times New Roman"/>
-          <w:color w:val="000000"/>
-          <w:sz w:val="32"/>
-          <w:szCs w:val="32"/>
-        </w:rPr>
-      </w:pPr>
-      <w:r>
-        <w:rPr>
-          <w:rFonts w:ascii="Times New Roman" w:eastAsia="Times New Roman" w:hAnsi="Times New Roman" w:cs="Times New Roman"/>
-          <w:color w:val="000000"/>
-          <w:sz w:val="32"/>
-          <w:szCs w:val="32"/>
-        </w:rPr>
-        <w:lastRenderedPageBreak/>
-        <w:t>Список использованной литературы</w:t>
-      </w:r>
+        <w:rPr>
+          <w:rFonts w:ascii="Times New Roman" w:eastAsia="Times New Roman" w:hAnsi="Times New Roman" w:cs="Times New Roman"/>
+          <w:color w:val="000000"/>
+          <w:sz w:val="28"/>
+          <w:szCs w:val="28"/>
+        </w:rPr>
+      </w:pPr>
     </w:p>
     <w:p>
       <w:pPr>
@@ -2705,12 +2970,11 @@
         </w:pBdr>
         <w:spacing w:after="0" w:line="360" w:lineRule="auto"/>
         <w:ind w:firstLine="851"/>
-        <w:jc w:val="center"/>
-        <w:rPr>
-          <w:rFonts w:ascii="Times New Roman" w:eastAsia="Times New Roman" w:hAnsi="Times New Roman" w:cs="Times New Roman"/>
-          <w:color w:val="000000"/>
-          <w:sz w:val="32"/>
-          <w:szCs w:val="32"/>
+        <w:rPr>
+          <w:rFonts w:ascii="Times New Roman" w:eastAsia="Times New Roman" w:hAnsi="Times New Roman" w:cs="Times New Roman"/>
+          <w:color w:val="000000"/>
+          <w:sz w:val="28"/>
+          <w:szCs w:val="28"/>
         </w:rPr>
       </w:pPr>
     </w:p>
@@ -2734,25 +2998,6 @@
           <w:szCs w:val="28"/>
         </w:rPr>
       </w:pPr>
-      <w:r>
-        <w:rPr>
-          <w:rFonts w:ascii="Times New Roman" w:eastAsia="Times New Roman" w:hAnsi="Times New Roman" w:cs="Times New Roman"/>
-          <w:color w:val="000000"/>
-          <w:sz w:val="28"/>
-          <w:szCs w:val="28"/>
-        </w:rPr>
-        <w:t>1.</w:t>
-      </w:r>
-      <w:r>
-        <w:rPr>
-          <w:rFonts w:ascii="Times New Roman" w:eastAsia="Times New Roman" w:hAnsi="Times New Roman" w:cs="Times New Roman"/>
-          <w:color w:val="000000"/>
-          <w:sz w:val="28"/>
-          <w:szCs w:val="28"/>
-        </w:rPr>
-        <w:tab/>
-        <w:t>Официальный сайт Московского политехнического университета — https://mospolytech.ru/</w:t>
-      </w:r>
     </w:p>
     <w:p>
       <w:pPr>
@@ -2774,25 +3019,6 @@
           <w:szCs w:val="28"/>
         </w:rPr>
       </w:pPr>
-      <w:r>
-        <w:rPr>
-          <w:rFonts w:ascii="Times New Roman" w:eastAsia="Times New Roman" w:hAnsi="Times New Roman" w:cs="Times New Roman"/>
-          <w:color w:val="000000"/>
-          <w:sz w:val="28"/>
-          <w:szCs w:val="28"/>
-        </w:rPr>
-        <w:t>2.</w:t>
-      </w:r>
-      <w:r>
-        <w:rPr>
-          <w:rFonts w:ascii="Times New Roman" w:eastAsia="Times New Roman" w:hAnsi="Times New Roman" w:cs="Times New Roman"/>
-          <w:color w:val="000000"/>
-          <w:sz w:val="28"/>
-          <w:szCs w:val="28"/>
-        </w:rPr>
-        <w:tab/>
-        <w:t>Сервис расписания Московского Политеха — https://rasp.dmami.ru/</w:t>
-      </w:r>
     </w:p>
     <w:p>
       <w:pPr>
@@ -2814,26 +3040,19 @@
           <w:szCs w:val="28"/>
         </w:rPr>
       </w:pPr>
-      <w:r>
-        <w:rPr>
-          <w:rFonts w:ascii="Times New Roman" w:eastAsia="Times New Roman" w:hAnsi="Times New Roman" w:cs="Times New Roman"/>
-          <w:color w:val="000000"/>
-          <w:sz w:val="28"/>
-          <w:szCs w:val="28"/>
-        </w:rPr>
-        <w:t>3.</w:t>
-      </w:r>
-      <w:r>
-        <w:rPr>
-          <w:rFonts w:ascii="Times New Roman" w:eastAsia="Times New Roman" w:hAnsi="Times New Roman" w:cs="Times New Roman"/>
-          <w:color w:val="000000"/>
-          <w:sz w:val="28"/>
-          <w:szCs w:val="28"/>
-        </w:rPr>
-        <w:tab/>
-        <w:t>Документация по системе контроля версий Git — https://git-scm.com/book/ru/v2</w:t>
-      </w:r>
-    </w:p>
+      <w:bookmarkStart w:id="0" w:name="_Hlk232294665"/>
+      <w:r>
+        <w:rPr>
+          <w:rFonts w:ascii="Times New Roman" w:eastAsia="Times New Roman" w:hAnsi="Times New Roman" w:cs="Times New Roman"/>
+          <w:color w:val="000000"/>
+          <w:sz w:val="28"/>
+          <w:szCs w:val="28"/>
+        </w:rPr>
+        <w:lastRenderedPageBreak/>
+        <w:t>4.4 Демонстрация работы бота</w:t>
+      </w:r>
+    </w:p>
+    <w:bookmarkEnd w:id="0"/>
     <w:p>
       <w:pPr>
         <w:keepNext/>
@@ -2854,25 +3073,6 @@
           <w:szCs w:val="28"/>
         </w:rPr>
       </w:pPr>
-      <w:r>
-        <w:rPr>
-          <w:rFonts w:ascii="Times New Roman" w:eastAsia="Times New Roman" w:hAnsi="Times New Roman" w:cs="Times New Roman"/>
-          <w:color w:val="000000"/>
-          <w:sz w:val="28"/>
-          <w:szCs w:val="28"/>
-        </w:rPr>
-        <w:t>4.</w:t>
-      </w:r>
-      <w:r>
-        <w:rPr>
-          <w:rFonts w:ascii="Times New Roman" w:eastAsia="Times New Roman" w:hAnsi="Times New Roman" w:cs="Times New Roman"/>
-          <w:color w:val="000000"/>
-          <w:sz w:val="28"/>
-          <w:szCs w:val="28"/>
-        </w:rPr>
-        <w:tab/>
-        <w:t>Руководство по языку разметки Markdown — https://www.markdownguide.org/</w:t>
-      </w:r>
     </w:p>
     <w:p>
       <w:pPr>
@@ -2901,17 +3101,27 @@
           <w:sz w:val="28"/>
           <w:szCs w:val="28"/>
         </w:rPr>
-        <w:t>5.</w:t>
-      </w:r>
-      <w:r>
-        <w:rPr>
-          <w:rFonts w:ascii="Times New Roman" w:eastAsia="Times New Roman" w:hAnsi="Times New Roman" w:cs="Times New Roman"/>
-          <w:color w:val="000000"/>
-          <w:sz w:val="28"/>
-          <w:szCs w:val="28"/>
-        </w:rPr>
-        <w:tab/>
-        <w:t>Документация библиотеки python-telegram-bot — https://docs.python-telegram-bot.org/</w:t>
+        <w:t xml:space="preserve">Ниже приведены снимки экрана работающего бота в </w:t>
+      </w:r>
+      <w:proofErr w:type="spellStart"/>
+      <w:r>
+        <w:rPr>
+          <w:rFonts w:ascii="Times New Roman" w:eastAsia="Times New Roman" w:hAnsi="Times New Roman" w:cs="Times New Roman"/>
+          <w:color w:val="000000"/>
+          <w:sz w:val="28"/>
+          <w:szCs w:val="28"/>
+        </w:rPr>
+        <w:t>Telegram</w:t>
+      </w:r>
+      <w:proofErr w:type="spellEnd"/>
+      <w:r>
+        <w:rPr>
+          <w:rFonts w:ascii="Times New Roman" w:eastAsia="Times New Roman" w:hAnsi="Times New Roman" w:cs="Times New Roman"/>
+          <w:color w:val="000000"/>
+          <w:sz w:val="28"/>
+          <w:szCs w:val="28"/>
+        </w:rPr>
+        <w:t>. На первом показаны настройки группы и справка по доступным командам, на втором — напоминание, которое бот присылает перед началом пары</w:t>
       </w:r>
     </w:p>
     <w:p>
@@ -2937,21 +3147,144 @@
       <w:r>
         <w:rPr>
           <w:rFonts w:ascii="Times New Roman" w:eastAsia="Times New Roman" w:hAnsi="Times New Roman" w:cs="Times New Roman"/>
-          <w:color w:val="000000"/>
-          <w:sz w:val="28"/>
-          <w:szCs w:val="28"/>
-        </w:rPr>
-        <w:t>6.</w:t>
-      </w:r>
-      <w:r>
-        <w:rPr>
-          <w:rFonts w:ascii="Times New Roman" w:eastAsia="Times New Roman" w:hAnsi="Times New Roman" w:cs="Times New Roman"/>
-          <w:color w:val="000000"/>
-          <w:sz w:val="28"/>
-          <w:szCs w:val="28"/>
-        </w:rPr>
-        <w:tab/>
-        <w:t>Документация Telegram Bot API — https://core.telegram.org/bots/api</w:t>
+          <w:noProof/>
+          <w:color w:val="000000"/>
+          <w:sz w:val="28"/>
+          <w:szCs w:val="28"/>
+        </w:rPr>
+        <w:drawing>
+          <wp:anchor distT="0" distB="0" distL="114300" distR="114300" simplePos="0" relativeHeight="251659264" behindDoc="0" locked="0" layoutInCell="1" allowOverlap="1" wp14:anchorId="393024C0" wp14:editId="0EB31F31">
+            <wp:simplePos x="0" y="0"/>
+            <wp:positionH relativeFrom="column">
+              <wp:posOffset>3874135</wp:posOffset>
+            </wp:positionH>
+            <wp:positionV relativeFrom="paragraph">
+              <wp:posOffset>283845</wp:posOffset>
+            </wp:positionV>
+            <wp:extent cx="2016760" cy="4391660"/>
+            <wp:effectExtent l="0" t="0" r="2540" b="8890"/>
+            <wp:wrapTopAndBottom/>
+            <wp:docPr id="2" name="Рисунок 2"/>
+            <wp:cNvGraphicFramePr>
+              <a:graphicFrameLocks xmlns:a="http://schemas.openxmlformats.org/drawingml/2006/main" noChangeAspect="1"/>
+            </wp:cNvGraphicFramePr>
+            <a:graphic xmlns:a="http://schemas.openxmlformats.org/drawingml/2006/main">
+              <a:graphicData uri="http://schemas.openxmlformats.org/drawingml/2006/picture">
+                <pic:pic xmlns:pic="http://schemas.openxmlformats.org/drawingml/2006/picture">
+                  <pic:nvPicPr>
+                    <pic:cNvPr id="0" name="Picture 2"/>
+                    <pic:cNvPicPr>
+                      <a:picLocks noChangeAspect="1" noChangeArrowheads="1"/>
+                    </pic:cNvPicPr>
+                  </pic:nvPicPr>
+                  <pic:blipFill>
+                    <a:blip r:embed="rId7" cstate="print">
+                      <a:extLst>
+                        <a:ext uri="{28A0092B-C50C-407E-A947-70E740481C1C}">
+                          <a14:useLocalDpi xmlns:a14="http://schemas.microsoft.com/office/drawing/2010/main" val="0"/>
+                        </a:ext>
+                      </a:extLst>
+                    </a:blip>
+                    <a:srcRect/>
+                    <a:stretch>
+                      <a:fillRect/>
+                    </a:stretch>
+                  </pic:blipFill>
+                  <pic:spPr bwMode="auto">
+                    <a:xfrm>
+                      <a:off x="0" y="0"/>
+                      <a:ext cx="2016760" cy="4391660"/>
+                    </a:xfrm>
+                    <a:prstGeom prst="rect">
+                      <a:avLst/>
+                    </a:prstGeom>
+                    <a:noFill/>
+                    <a:ln>
+                      <a:noFill/>
+                    </a:ln>
+                  </pic:spPr>
+                </pic:pic>
+              </a:graphicData>
+            </a:graphic>
+            <wp14:sizeRelH relativeFrom="margin">
+              <wp14:pctWidth>0</wp14:pctWidth>
+            </wp14:sizeRelH>
+            <wp14:sizeRelV relativeFrom="margin">
+              <wp14:pctHeight>0</wp14:pctHeight>
+            </wp14:sizeRelV>
+          </wp:anchor>
+        </w:drawing>
+      </w:r>
+      <w:r>
+        <w:rPr>
+          <w:rFonts w:ascii="Times New Roman" w:eastAsia="Times New Roman" w:hAnsi="Times New Roman" w:cs="Times New Roman"/>
+          <w:noProof/>
+          <w:color w:val="000000"/>
+          <w:sz w:val="28"/>
+          <w:szCs w:val="28"/>
+        </w:rPr>
+        <w:drawing>
+          <wp:anchor distT="0" distB="0" distL="114300" distR="114300" simplePos="0" relativeHeight="251658240" behindDoc="0" locked="0" layoutInCell="1" allowOverlap="1" wp14:anchorId="5A874EAD" wp14:editId="3A19E6AC">
+            <wp:simplePos x="0" y="0"/>
+            <wp:positionH relativeFrom="column">
+              <wp:posOffset>830580</wp:posOffset>
+            </wp:positionH>
+            <wp:positionV relativeFrom="paragraph">
+              <wp:posOffset>283210</wp:posOffset>
+            </wp:positionV>
+            <wp:extent cx="2019300" cy="4391660"/>
+            <wp:effectExtent l="0" t="0" r="0" b="8890"/>
+            <wp:wrapTopAndBottom/>
+            <wp:docPr id="1" name="Рисунок 1"/>
+            <wp:cNvGraphicFramePr>
+              <a:graphicFrameLocks xmlns:a="http://schemas.openxmlformats.org/drawingml/2006/main" noChangeAspect="1"/>
+            </wp:cNvGraphicFramePr>
+            <a:graphic xmlns:a="http://schemas.openxmlformats.org/drawingml/2006/main">
+              <a:graphicData uri="http://schemas.openxmlformats.org/drawingml/2006/picture">
+                <pic:pic xmlns:pic="http://schemas.openxmlformats.org/drawingml/2006/picture">
+                  <pic:nvPicPr>
+                    <pic:cNvPr id="0" name="Picture 1"/>
+                    <pic:cNvPicPr>
+                      <a:picLocks noChangeAspect="1" noChangeArrowheads="1"/>
+                    </pic:cNvPicPr>
+                  </pic:nvPicPr>
+                  <pic:blipFill>
+                    <a:blip r:embed="rId8" cstate="print">
+                      <a:extLst>
+                        <a:ext uri="{28A0092B-C50C-407E-A947-70E740481C1C}">
+                          <a14:useLocalDpi xmlns:a14="http://schemas.microsoft.com/office/drawing/2010/main" val="0"/>
+                        </a:ext>
+                      </a:extLst>
+                    </a:blip>
+                    <a:srcRect/>
+                    <a:stretch>
+                      <a:fillRect/>
+                    </a:stretch>
+                  </pic:blipFill>
+                  <pic:spPr bwMode="auto">
+                    <a:xfrm>
+                      <a:off x="0" y="0"/>
+                      <a:ext cx="2019300" cy="4391660"/>
+                    </a:xfrm>
+                    <a:prstGeom prst="rect">
+                      <a:avLst/>
+                    </a:prstGeom>
+                    <a:noFill/>
+                    <a:ln>
+                      <a:noFill/>
+                    </a:ln>
+                  </pic:spPr>
+                </pic:pic>
+              </a:graphicData>
+            </a:graphic>
+            <wp14:sizeRelH relativeFrom="page">
+              <wp14:pctWidth>0</wp14:pctWidth>
+            </wp14:sizeRelH>
+            <wp14:sizeRelV relativeFrom="page">
+              <wp14:pctHeight>0</wp14:pctHeight>
+            </wp14:sizeRelV>
+          </wp:anchor>
+        </w:drawing>
       </w:r>
     </w:p>
     <w:p>
@@ -2974,25 +3307,6 @@
           <w:szCs w:val="28"/>
         </w:rPr>
       </w:pPr>
-      <w:r>
-        <w:rPr>
-          <w:rFonts w:ascii="Times New Roman" w:eastAsia="Times New Roman" w:hAnsi="Times New Roman" w:cs="Times New Roman"/>
-          <w:color w:val="000000"/>
-          <w:sz w:val="28"/>
-          <w:szCs w:val="28"/>
-        </w:rPr>
-        <w:t>7.</w:t>
-      </w:r>
-      <w:r>
-        <w:rPr>
-          <w:rFonts w:ascii="Times New Roman" w:eastAsia="Times New Roman" w:hAnsi="Times New Roman" w:cs="Times New Roman"/>
-          <w:color w:val="000000"/>
-          <w:sz w:val="28"/>
-          <w:szCs w:val="28"/>
-        </w:rPr>
-        <w:tab/>
-        <w:t>Репозиторий проекта практики на GitHub — https://github.com/chivapses/practice-2026-1</w:t>
-      </w:r>
     </w:p>
     <w:p>
       <w:pPr>
@@ -3007,13 +3321,23 @@
         </w:pBdr>
         <w:spacing w:after="0" w:line="360" w:lineRule="auto"/>
         <w:ind w:firstLine="851"/>
-        <w:rPr>
-          <w:rFonts w:ascii="Times New Roman" w:eastAsia="Times New Roman" w:hAnsi="Times New Roman" w:cs="Times New Roman"/>
-          <w:color w:val="000000"/>
-          <w:sz w:val="28"/>
-          <w:szCs w:val="28"/>
-        </w:rPr>
-      </w:pPr>
+        <w:jc w:val="center"/>
+        <w:rPr>
+          <w:rFonts w:ascii="Times New Roman" w:eastAsia="Times New Roman" w:hAnsi="Times New Roman" w:cs="Times New Roman"/>
+          <w:color w:val="000000"/>
+          <w:sz w:val="28"/>
+          <w:szCs w:val="28"/>
+        </w:rPr>
+      </w:pPr>
+      <w:r>
+        <w:rPr>
+          <w:rFonts w:ascii="Times New Roman" w:eastAsia="Times New Roman" w:hAnsi="Times New Roman" w:cs="Times New Roman"/>
+          <w:color w:val="000000"/>
+          <w:sz w:val="28"/>
+          <w:szCs w:val="28"/>
+        </w:rPr>
+        <w:t>Рисунок 1 – Интерфейс бота: настройки и справка (слева), напоминания о парах (справа)</w:t>
+      </w:r>
     </w:p>
     <w:p>
       <w:pPr>
@@ -3036,8 +3360,915 @@
         </w:rPr>
       </w:pPr>
     </w:p>
+    <w:p>
+      <w:pPr>
+        <w:ind w:firstLine="720"/>
+        <w:rPr>
+          <w:rFonts w:ascii="Times New Roman" w:eastAsia="Times New Roman" w:hAnsi="Times New Roman" w:cs="Times New Roman"/>
+          <w:color w:val="000000"/>
+          <w:sz w:val="28"/>
+          <w:szCs w:val="28"/>
+          <w:lang w:val="en-US"/>
+        </w:rPr>
+      </w:pPr>
+      <w:r>
+        <w:rPr>
+          <w:rFonts w:ascii="Times New Roman" w:eastAsia="Times New Roman" w:hAnsi="Times New Roman" w:cs="Times New Roman"/>
+          <w:color w:val="000000"/>
+          <w:sz w:val="28"/>
+          <w:szCs w:val="28"/>
+        </w:rPr>
+        <w:t>Для иллюстрации программной реализации ниже приведены фрагменты исходного кода бота (листинги).</w:t>
+      </w:r>
+    </w:p>
+    <w:p>
+      <w:pPr>
+        <w:ind w:firstLine="720"/>
+        <w:jc w:val="center"/>
+        <w:rPr>
+          <w:rFonts w:ascii="Times New Roman" w:eastAsia="Times New Roman" w:hAnsi="Times New Roman" w:cs="Times New Roman"/>
+          <w:color w:val="000000"/>
+          <w:sz w:val="28"/>
+          <w:szCs w:val="28"/>
+          <w:lang w:val="en-US"/>
+        </w:rPr>
+      </w:pPr>
+      <w:r>
+        <w:rPr>
+          <w:noProof/>
+        </w:rPr>
+        <w:lastRenderedPageBreak/>
+        <w:drawing>
+          <wp:inline distT="0" distB="0" distL="0" distR="0" wp14:anchorId="257E4FA0" wp14:editId="250E834D">
+            <wp:extent cx="5658164" cy="3429000"/>
+            <wp:effectExtent l="0" t="0" r="0" b="0"/>
+            <wp:docPr id="3" name="Рисунок 3"/>
+            <wp:cNvGraphicFramePr>
+              <a:graphicFrameLocks xmlns:a="http://schemas.openxmlformats.org/drawingml/2006/main" noChangeAspect="1"/>
+            </wp:cNvGraphicFramePr>
+            <a:graphic xmlns:a="http://schemas.openxmlformats.org/drawingml/2006/main">
+              <a:graphicData uri="http://schemas.openxmlformats.org/drawingml/2006/picture">
+                <pic:pic xmlns:pic="http://schemas.openxmlformats.org/drawingml/2006/picture">
+                  <pic:nvPicPr>
+                    <pic:cNvPr id="1" name=""/>
+                    <pic:cNvPicPr/>
+                  </pic:nvPicPr>
+                  <pic:blipFill>
+                    <a:blip r:embed="rId9"/>
+                    <a:stretch>
+                      <a:fillRect/>
+                    </a:stretch>
+                  </pic:blipFill>
+                  <pic:spPr>
+                    <a:xfrm>
+                      <a:off x="0" y="0"/>
+                      <a:ext cx="5661945" cy="3431292"/>
+                    </a:xfrm>
+                    <a:prstGeom prst="rect">
+                      <a:avLst/>
+                    </a:prstGeom>
+                  </pic:spPr>
+                </pic:pic>
+              </a:graphicData>
+            </a:graphic>
+          </wp:inline>
+        </w:drawing>
+      </w:r>
+    </w:p>
+    <w:p>
+      <w:pPr>
+        <w:ind w:firstLine="720"/>
+        <w:jc w:val="center"/>
+        <w:rPr>
+          <w:rFonts w:ascii="Times New Roman" w:eastAsia="Times New Roman" w:hAnsi="Times New Roman" w:cs="Times New Roman"/>
+          <w:color w:val="000000"/>
+          <w:sz w:val="28"/>
+          <w:szCs w:val="28"/>
+        </w:rPr>
+      </w:pPr>
+      <w:r>
+        <w:rPr>
+          <w:rFonts w:ascii="Times New Roman" w:eastAsia="Times New Roman" w:hAnsi="Times New Roman" w:cs="Times New Roman"/>
+          <w:color w:val="000000"/>
+          <w:sz w:val="28"/>
+          <w:szCs w:val="28"/>
+        </w:rPr>
+        <w:t xml:space="preserve">Листинг 1 – обработчик </w:t>
+      </w:r>
+      <w:r>
+        <w:rPr>
+          <w:rFonts w:ascii="Times New Roman" w:eastAsia="Times New Roman" w:hAnsi="Times New Roman" w:cs="Times New Roman"/>
+          <w:color w:val="000000"/>
+          <w:sz w:val="28"/>
+          <w:szCs w:val="28"/>
+        </w:rPr>
+        <w:t>команды вывода расписания на сегодня</w:t>
+      </w:r>
+    </w:p>
+    <w:p>
+      <w:pPr>
+        <w:ind w:firstLine="720"/>
+        <w:jc w:val="center"/>
+        <w:rPr>
+          <w:rFonts w:ascii="Times New Roman" w:eastAsia="Times New Roman" w:hAnsi="Times New Roman" w:cs="Times New Roman"/>
+          <w:color w:val="000000"/>
+          <w:sz w:val="28"/>
+          <w:szCs w:val="28"/>
+        </w:rPr>
+      </w:pPr>
+    </w:p>
+    <w:p>
+      <w:pPr>
+        <w:ind w:firstLine="720"/>
+        <w:jc w:val="center"/>
+        <w:rPr>
+          <w:rFonts w:ascii="Times New Roman" w:eastAsia="Times New Roman" w:hAnsi="Times New Roman" w:cs="Times New Roman"/>
+          <w:color w:val="000000"/>
+          <w:sz w:val="28"/>
+          <w:szCs w:val="28"/>
+        </w:rPr>
+      </w:pPr>
+      <w:r>
+        <w:rPr>
+          <w:noProof/>
+        </w:rPr>
+        <w:drawing>
+          <wp:inline distT="0" distB="0" distL="0" distR="0" wp14:anchorId="7FF2A3D2" wp14:editId="4F94F6F6">
+            <wp:extent cx="5417820" cy="3281707"/>
+            <wp:effectExtent l="0" t="0" r="0" b="0"/>
+            <wp:docPr id="4" name="Рисунок 4"/>
+            <wp:cNvGraphicFramePr>
+              <a:graphicFrameLocks xmlns:a="http://schemas.openxmlformats.org/drawingml/2006/main" noChangeAspect="1"/>
+            </wp:cNvGraphicFramePr>
+            <a:graphic xmlns:a="http://schemas.openxmlformats.org/drawingml/2006/main">
+              <a:graphicData uri="http://schemas.openxmlformats.org/drawingml/2006/picture">
+                <pic:pic xmlns:pic="http://schemas.openxmlformats.org/drawingml/2006/picture">
+                  <pic:nvPicPr>
+                    <pic:cNvPr id="1" name=""/>
+                    <pic:cNvPicPr/>
+                  </pic:nvPicPr>
+                  <pic:blipFill>
+                    <a:blip r:embed="rId10"/>
+                    <a:stretch>
+                      <a:fillRect/>
+                    </a:stretch>
+                  </pic:blipFill>
+                  <pic:spPr>
+                    <a:xfrm>
+                      <a:off x="0" y="0"/>
+                      <a:ext cx="5422149" cy="3284329"/>
+                    </a:xfrm>
+                    <a:prstGeom prst="rect">
+                      <a:avLst/>
+                    </a:prstGeom>
+                  </pic:spPr>
+                </pic:pic>
+              </a:graphicData>
+            </a:graphic>
+          </wp:inline>
+        </w:drawing>
+      </w:r>
+    </w:p>
+    <w:p>
+      <w:pPr>
+        <w:ind w:firstLine="720"/>
+        <w:jc w:val="center"/>
+        <w:rPr>
+          <w:rFonts w:ascii="Times New Roman" w:eastAsia="Times New Roman" w:hAnsi="Times New Roman" w:cs="Times New Roman"/>
+          <w:color w:val="000000"/>
+          <w:sz w:val="28"/>
+          <w:szCs w:val="28"/>
+        </w:rPr>
+      </w:pPr>
+      <w:r>
+        <w:rPr>
+          <w:rFonts w:ascii="Times New Roman" w:eastAsia="Times New Roman" w:hAnsi="Times New Roman" w:cs="Times New Roman"/>
+          <w:color w:val="000000"/>
+          <w:sz w:val="28"/>
+          <w:szCs w:val="28"/>
+        </w:rPr>
+        <w:t>Листинг 2 – Сохранение выбранной учебной группы пользователя</w:t>
+      </w:r>
+    </w:p>
+    <w:p>
+      <w:pPr>
+        <w:keepNext/>
+        <w:keepLines/>
+        <w:pBdr>
+          <w:top w:val="nil"/>
+          <w:left w:val="nil"/>
+          <w:bottom w:val="nil"/>
+          <w:right w:val="nil"/>
+          <w:between w:val="nil"/>
+        </w:pBdr>
+        <w:spacing w:after="0" w:line="360" w:lineRule="auto"/>
+        <w:jc w:val="center"/>
+        <w:rPr>
+          <w:rFonts w:ascii="Times New Roman" w:eastAsia="Times New Roman" w:hAnsi="Times New Roman" w:cs="Times New Roman"/>
+          <w:color w:val="000000"/>
+          <w:sz w:val="32"/>
+          <w:szCs w:val="32"/>
+        </w:rPr>
+      </w:pPr>
+      <w:r>
+        <w:rPr>
+          <w:rFonts w:ascii="Times New Roman" w:eastAsia="Times New Roman" w:hAnsi="Times New Roman" w:cs="Times New Roman"/>
+          <w:color w:val="000000"/>
+          <w:sz w:val="32"/>
+          <w:szCs w:val="32"/>
+        </w:rPr>
+        <w:lastRenderedPageBreak/>
+        <w:t>Заключение</w:t>
+      </w:r>
+    </w:p>
+    <w:p>
+      <w:pPr>
+        <w:keepNext/>
+        <w:keepLines/>
+        <w:pBdr>
+          <w:top w:val="nil"/>
+          <w:left w:val="nil"/>
+          <w:bottom w:val="nil"/>
+          <w:right w:val="nil"/>
+          <w:between w:val="nil"/>
+        </w:pBdr>
+        <w:spacing w:after="0" w:line="360" w:lineRule="auto"/>
+        <w:jc w:val="center"/>
+        <w:rPr>
+          <w:rFonts w:ascii="Times New Roman" w:eastAsia="Times New Roman" w:hAnsi="Times New Roman" w:cs="Times New Roman"/>
+          <w:color w:val="000000"/>
+          <w:sz w:val="32"/>
+          <w:szCs w:val="32"/>
+        </w:rPr>
+      </w:pPr>
+    </w:p>
+    <w:p>
+      <w:pPr>
+        <w:keepNext/>
+        <w:keepLines/>
+        <w:pBdr>
+          <w:top w:val="nil"/>
+          <w:left w:val="nil"/>
+          <w:bottom w:val="nil"/>
+          <w:right w:val="nil"/>
+          <w:between w:val="nil"/>
+        </w:pBdr>
+        <w:spacing w:after="0" w:line="360" w:lineRule="auto"/>
+        <w:ind w:firstLine="851"/>
+        <w:rPr>
+          <w:rFonts w:ascii="Times New Roman" w:eastAsia="Times New Roman" w:hAnsi="Times New Roman" w:cs="Times New Roman"/>
+          <w:color w:val="000000"/>
+          <w:sz w:val="28"/>
+          <w:szCs w:val="28"/>
+        </w:rPr>
+      </w:pPr>
+      <w:r>
+        <w:rPr>
+          <w:rFonts w:ascii="Times New Roman" w:eastAsia="Times New Roman" w:hAnsi="Times New Roman" w:cs="Times New Roman"/>
+          <w:color w:val="000000"/>
+          <w:sz w:val="28"/>
+          <w:szCs w:val="28"/>
+        </w:rPr>
+        <w:t xml:space="preserve">В ходе проектной практики были выполнены все задачи базовой части задания. Освоена работа с системой контроля версий </w:t>
+      </w:r>
+      <w:proofErr w:type="spellStart"/>
+      <w:r>
+        <w:rPr>
+          <w:rFonts w:ascii="Times New Roman" w:eastAsia="Times New Roman" w:hAnsi="Times New Roman" w:cs="Times New Roman"/>
+          <w:color w:val="000000"/>
+          <w:sz w:val="28"/>
+          <w:szCs w:val="28"/>
+        </w:rPr>
+        <w:t>Git</w:t>
+      </w:r>
+      <w:proofErr w:type="spellEnd"/>
+      <w:r>
+        <w:rPr>
+          <w:rFonts w:ascii="Times New Roman" w:eastAsia="Times New Roman" w:hAnsi="Times New Roman" w:cs="Times New Roman"/>
+          <w:color w:val="000000"/>
+          <w:sz w:val="28"/>
+          <w:szCs w:val="28"/>
+        </w:rPr>
+        <w:t xml:space="preserve">, включая организацию репозитория, фиксацию изменений и работу с ветками. Подготовлена техническая документация в формате </w:t>
+      </w:r>
+      <w:proofErr w:type="spellStart"/>
+      <w:r>
+        <w:rPr>
+          <w:rFonts w:ascii="Times New Roman" w:eastAsia="Times New Roman" w:hAnsi="Times New Roman" w:cs="Times New Roman"/>
+          <w:color w:val="000000"/>
+          <w:sz w:val="28"/>
+          <w:szCs w:val="28"/>
+        </w:rPr>
+        <w:t>Markdown</w:t>
+      </w:r>
+      <w:proofErr w:type="spellEnd"/>
+      <w:r>
+        <w:rPr>
+          <w:rFonts w:ascii="Times New Roman" w:eastAsia="Times New Roman" w:hAnsi="Times New Roman" w:cs="Times New Roman"/>
+          <w:color w:val="000000"/>
+          <w:sz w:val="28"/>
+          <w:szCs w:val="28"/>
+        </w:rPr>
+        <w:t xml:space="preserve"> и разработан статический веб-сайт проекта на HTML и CSS. Составлена итоговая отчётность.</w:t>
+      </w:r>
+    </w:p>
+    <w:p>
+      <w:pPr>
+        <w:keepNext/>
+        <w:keepLines/>
+        <w:pBdr>
+          <w:top w:val="nil"/>
+          <w:left w:val="nil"/>
+          <w:bottom w:val="nil"/>
+          <w:right w:val="nil"/>
+          <w:between w:val="nil"/>
+        </w:pBdr>
+        <w:spacing w:after="0" w:line="360" w:lineRule="auto"/>
+        <w:ind w:firstLine="851"/>
+        <w:rPr>
+          <w:rFonts w:ascii="Times New Roman" w:eastAsia="Times New Roman" w:hAnsi="Times New Roman" w:cs="Times New Roman"/>
+          <w:color w:val="000000"/>
+          <w:sz w:val="28"/>
+          <w:szCs w:val="28"/>
+        </w:rPr>
+      </w:pPr>
+      <w:r>
+        <w:rPr>
+          <w:rFonts w:ascii="Times New Roman" w:eastAsia="Times New Roman" w:hAnsi="Times New Roman" w:cs="Times New Roman"/>
+          <w:color w:val="000000"/>
+          <w:sz w:val="28"/>
+          <w:szCs w:val="28"/>
+        </w:rPr>
+        <w:t xml:space="preserve">Практика позволила закрепить навыки, востребованные в профессиональной деятельности в области информационных технологий: ведение репозитория, оформление документации и разработка веб-страниц. Готовый программный проект — </w:t>
+      </w:r>
+      <w:proofErr w:type="spellStart"/>
+      <w:r>
+        <w:rPr>
+          <w:rFonts w:ascii="Times New Roman" w:eastAsia="Times New Roman" w:hAnsi="Times New Roman" w:cs="Times New Roman"/>
+          <w:color w:val="000000"/>
+          <w:sz w:val="28"/>
+          <w:szCs w:val="28"/>
+        </w:rPr>
+        <w:t>Telegram</w:t>
+      </w:r>
+      <w:proofErr w:type="spellEnd"/>
+      <w:r>
+        <w:rPr>
+          <w:rFonts w:ascii="Times New Roman" w:eastAsia="Times New Roman" w:hAnsi="Times New Roman" w:cs="Times New Roman"/>
+          <w:color w:val="000000"/>
+          <w:sz w:val="28"/>
+          <w:szCs w:val="28"/>
+        </w:rPr>
+        <w:t>-бот расписания — получил оформление в виде структурированного репозитория, документации и сайта, что повышает его наглядность и удобство сопровождения.</w:t>
+      </w:r>
+    </w:p>
+    <w:p>
+      <w:pPr>
+        <w:keepNext/>
+        <w:keepLines/>
+        <w:pBdr>
+          <w:top w:val="nil"/>
+          <w:left w:val="nil"/>
+          <w:bottom w:val="nil"/>
+          <w:right w:val="nil"/>
+          <w:between w:val="nil"/>
+        </w:pBdr>
+        <w:spacing w:after="0" w:line="360" w:lineRule="auto"/>
+        <w:ind w:firstLine="851"/>
+        <w:rPr>
+          <w:rFonts w:ascii="Times New Roman" w:eastAsia="Times New Roman" w:hAnsi="Times New Roman" w:cs="Times New Roman"/>
+          <w:color w:val="000000"/>
+          <w:sz w:val="28"/>
+          <w:szCs w:val="28"/>
+        </w:rPr>
+      </w:pPr>
+      <w:r>
+        <w:rPr>
+          <w:rFonts w:ascii="Times New Roman" w:eastAsia="Times New Roman" w:hAnsi="Times New Roman" w:cs="Times New Roman"/>
+          <w:color w:val="000000"/>
+          <w:sz w:val="28"/>
+          <w:szCs w:val="28"/>
+        </w:rPr>
+        <w:t>Поставленные цели практики достигнуты в полном объёме.</w:t>
+      </w:r>
+    </w:p>
+    <w:p>
+      <w:pPr>
+        <w:rPr>
+          <w:rFonts w:ascii="Times New Roman" w:eastAsia="Times New Roman" w:hAnsi="Times New Roman" w:cs="Times New Roman"/>
+          <w:color w:val="000000"/>
+          <w:sz w:val="28"/>
+          <w:szCs w:val="28"/>
+        </w:rPr>
+      </w:pPr>
+      <w:r>
+        <w:rPr>
+          <w:rFonts w:ascii="Times New Roman" w:eastAsia="Times New Roman" w:hAnsi="Times New Roman" w:cs="Times New Roman"/>
+          <w:color w:val="000000"/>
+          <w:sz w:val="28"/>
+          <w:szCs w:val="28"/>
+        </w:rPr>
+        <w:br w:type="page"/>
+      </w:r>
+    </w:p>
+    <w:p>
+      <w:pPr>
+        <w:keepNext/>
+        <w:keepLines/>
+        <w:pBdr>
+          <w:top w:val="nil"/>
+          <w:left w:val="nil"/>
+          <w:bottom w:val="nil"/>
+          <w:right w:val="nil"/>
+          <w:between w:val="nil"/>
+        </w:pBdr>
+        <w:spacing w:after="0" w:line="360" w:lineRule="auto"/>
+        <w:ind w:firstLine="851"/>
+        <w:jc w:val="center"/>
+        <w:rPr>
+          <w:rFonts w:ascii="Times New Roman" w:eastAsia="Times New Roman" w:hAnsi="Times New Roman" w:cs="Times New Roman"/>
+          <w:color w:val="000000"/>
+          <w:sz w:val="32"/>
+          <w:szCs w:val="32"/>
+        </w:rPr>
+      </w:pPr>
+      <w:r>
+        <w:rPr>
+          <w:rFonts w:ascii="Times New Roman" w:eastAsia="Times New Roman" w:hAnsi="Times New Roman" w:cs="Times New Roman"/>
+          <w:color w:val="000000"/>
+          <w:sz w:val="32"/>
+          <w:szCs w:val="32"/>
+        </w:rPr>
+        <w:lastRenderedPageBreak/>
+        <w:t>Список использованной литературы</w:t>
+      </w:r>
+    </w:p>
+    <w:p>
+      <w:pPr>
+        <w:keepNext/>
+        <w:keepLines/>
+        <w:pBdr>
+          <w:top w:val="nil"/>
+          <w:left w:val="nil"/>
+          <w:bottom w:val="nil"/>
+          <w:right w:val="nil"/>
+          <w:between w:val="nil"/>
+        </w:pBdr>
+        <w:spacing w:after="0" w:line="360" w:lineRule="auto"/>
+        <w:ind w:firstLine="851"/>
+        <w:jc w:val="center"/>
+        <w:rPr>
+          <w:rFonts w:ascii="Times New Roman" w:eastAsia="Times New Roman" w:hAnsi="Times New Roman" w:cs="Times New Roman"/>
+          <w:color w:val="000000"/>
+          <w:sz w:val="32"/>
+          <w:szCs w:val="32"/>
+        </w:rPr>
+      </w:pPr>
+    </w:p>
+    <w:p>
+      <w:pPr>
+        <w:keepNext/>
+        <w:keepLines/>
+        <w:pBdr>
+          <w:top w:val="nil"/>
+          <w:left w:val="nil"/>
+          <w:bottom w:val="nil"/>
+          <w:right w:val="nil"/>
+          <w:between w:val="nil"/>
+        </w:pBdr>
+        <w:spacing w:after="0" w:line="360" w:lineRule="auto"/>
+        <w:ind w:firstLine="851"/>
+        <w:rPr>
+          <w:rFonts w:ascii="Times New Roman" w:eastAsia="Times New Roman" w:hAnsi="Times New Roman" w:cs="Times New Roman"/>
+          <w:color w:val="000000"/>
+          <w:sz w:val="28"/>
+          <w:szCs w:val="28"/>
+        </w:rPr>
+      </w:pPr>
+      <w:r>
+        <w:rPr>
+          <w:rFonts w:ascii="Times New Roman" w:eastAsia="Times New Roman" w:hAnsi="Times New Roman" w:cs="Times New Roman"/>
+          <w:color w:val="000000"/>
+          <w:sz w:val="28"/>
+          <w:szCs w:val="28"/>
+        </w:rPr>
+        <w:t>1.</w:t>
+      </w:r>
+      <w:r>
+        <w:rPr>
+          <w:rFonts w:ascii="Times New Roman" w:eastAsia="Times New Roman" w:hAnsi="Times New Roman" w:cs="Times New Roman"/>
+          <w:color w:val="000000"/>
+          <w:sz w:val="28"/>
+          <w:szCs w:val="28"/>
+        </w:rPr>
+        <w:tab/>
+        <w:t>Официальный сайт Московского политехнического университета — https://mospolytech.ru/</w:t>
+      </w:r>
+    </w:p>
+    <w:p>
+      <w:pPr>
+        <w:keepNext/>
+        <w:keepLines/>
+        <w:pBdr>
+          <w:top w:val="nil"/>
+          <w:left w:val="nil"/>
+          <w:bottom w:val="nil"/>
+          <w:right w:val="nil"/>
+          <w:between w:val="nil"/>
+        </w:pBdr>
+        <w:spacing w:after="0" w:line="360" w:lineRule="auto"/>
+        <w:ind w:firstLine="851"/>
+        <w:rPr>
+          <w:rFonts w:ascii="Times New Roman" w:eastAsia="Times New Roman" w:hAnsi="Times New Roman" w:cs="Times New Roman"/>
+          <w:color w:val="000000"/>
+          <w:sz w:val="28"/>
+          <w:szCs w:val="28"/>
+        </w:rPr>
+      </w:pPr>
+      <w:r>
+        <w:rPr>
+          <w:rFonts w:ascii="Times New Roman" w:eastAsia="Times New Roman" w:hAnsi="Times New Roman" w:cs="Times New Roman"/>
+          <w:color w:val="000000"/>
+          <w:sz w:val="28"/>
+          <w:szCs w:val="28"/>
+        </w:rPr>
+        <w:t>2.</w:t>
+      </w:r>
+      <w:r>
+        <w:rPr>
+          <w:rFonts w:ascii="Times New Roman" w:eastAsia="Times New Roman" w:hAnsi="Times New Roman" w:cs="Times New Roman"/>
+          <w:color w:val="000000"/>
+          <w:sz w:val="28"/>
+          <w:szCs w:val="28"/>
+        </w:rPr>
+        <w:tab/>
+        <w:t>Сервис расписания Московского Политеха — https://rasp.dmami.ru/</w:t>
+      </w:r>
+    </w:p>
+    <w:p>
+      <w:pPr>
+        <w:keepNext/>
+        <w:keepLines/>
+        <w:pBdr>
+          <w:top w:val="nil"/>
+          <w:left w:val="nil"/>
+          <w:bottom w:val="nil"/>
+          <w:right w:val="nil"/>
+          <w:between w:val="nil"/>
+        </w:pBdr>
+        <w:spacing w:after="0" w:line="360" w:lineRule="auto"/>
+        <w:ind w:firstLine="851"/>
+        <w:rPr>
+          <w:rFonts w:ascii="Times New Roman" w:eastAsia="Times New Roman" w:hAnsi="Times New Roman" w:cs="Times New Roman"/>
+          <w:color w:val="000000"/>
+          <w:sz w:val="28"/>
+          <w:szCs w:val="28"/>
+        </w:rPr>
+      </w:pPr>
+      <w:r>
+        <w:rPr>
+          <w:rFonts w:ascii="Times New Roman" w:eastAsia="Times New Roman" w:hAnsi="Times New Roman" w:cs="Times New Roman"/>
+          <w:color w:val="000000"/>
+          <w:sz w:val="28"/>
+          <w:szCs w:val="28"/>
+        </w:rPr>
+        <w:t>3.</w:t>
+      </w:r>
+      <w:r>
+        <w:rPr>
+          <w:rFonts w:ascii="Times New Roman" w:eastAsia="Times New Roman" w:hAnsi="Times New Roman" w:cs="Times New Roman"/>
+          <w:color w:val="000000"/>
+          <w:sz w:val="28"/>
+          <w:szCs w:val="28"/>
+        </w:rPr>
+        <w:tab/>
+        <w:t xml:space="preserve">Документация по системе контроля версий </w:t>
+      </w:r>
+      <w:proofErr w:type="spellStart"/>
+      <w:r>
+        <w:rPr>
+          <w:rFonts w:ascii="Times New Roman" w:eastAsia="Times New Roman" w:hAnsi="Times New Roman" w:cs="Times New Roman"/>
+          <w:color w:val="000000"/>
+          <w:sz w:val="28"/>
+          <w:szCs w:val="28"/>
+        </w:rPr>
+        <w:t>Git</w:t>
+      </w:r>
+      <w:proofErr w:type="spellEnd"/>
+      <w:r>
+        <w:rPr>
+          <w:rFonts w:ascii="Times New Roman" w:eastAsia="Times New Roman" w:hAnsi="Times New Roman" w:cs="Times New Roman"/>
+          <w:color w:val="000000"/>
+          <w:sz w:val="28"/>
+          <w:szCs w:val="28"/>
+        </w:rPr>
+        <w:t xml:space="preserve"> — https://git-scm.com/book/ru/v2</w:t>
+      </w:r>
+    </w:p>
+    <w:p>
+      <w:pPr>
+        <w:keepNext/>
+        <w:keepLines/>
+        <w:pBdr>
+          <w:top w:val="nil"/>
+          <w:left w:val="nil"/>
+          <w:bottom w:val="nil"/>
+          <w:right w:val="nil"/>
+          <w:between w:val="nil"/>
+        </w:pBdr>
+        <w:spacing w:after="0" w:line="360" w:lineRule="auto"/>
+        <w:ind w:firstLine="851"/>
+        <w:rPr>
+          <w:rFonts w:ascii="Times New Roman" w:eastAsia="Times New Roman" w:hAnsi="Times New Roman" w:cs="Times New Roman"/>
+          <w:color w:val="000000"/>
+          <w:sz w:val="28"/>
+          <w:szCs w:val="28"/>
+        </w:rPr>
+      </w:pPr>
+      <w:r>
+        <w:rPr>
+          <w:rFonts w:ascii="Times New Roman" w:eastAsia="Times New Roman" w:hAnsi="Times New Roman" w:cs="Times New Roman"/>
+          <w:color w:val="000000"/>
+          <w:sz w:val="28"/>
+          <w:szCs w:val="28"/>
+        </w:rPr>
+        <w:t>4.</w:t>
+      </w:r>
+      <w:r>
+        <w:rPr>
+          <w:rFonts w:ascii="Times New Roman" w:eastAsia="Times New Roman" w:hAnsi="Times New Roman" w:cs="Times New Roman"/>
+          <w:color w:val="000000"/>
+          <w:sz w:val="28"/>
+          <w:szCs w:val="28"/>
+        </w:rPr>
+        <w:tab/>
+        <w:t xml:space="preserve">Руководство по языку разметки </w:t>
+      </w:r>
+      <w:proofErr w:type="spellStart"/>
+      <w:r>
+        <w:rPr>
+          <w:rFonts w:ascii="Times New Roman" w:eastAsia="Times New Roman" w:hAnsi="Times New Roman" w:cs="Times New Roman"/>
+          <w:color w:val="000000"/>
+          <w:sz w:val="28"/>
+          <w:szCs w:val="28"/>
+        </w:rPr>
+        <w:t>Markdown</w:t>
+      </w:r>
+      <w:proofErr w:type="spellEnd"/>
+      <w:r>
+        <w:rPr>
+          <w:rFonts w:ascii="Times New Roman" w:eastAsia="Times New Roman" w:hAnsi="Times New Roman" w:cs="Times New Roman"/>
+          <w:color w:val="000000"/>
+          <w:sz w:val="28"/>
+          <w:szCs w:val="28"/>
+        </w:rPr>
+        <w:t xml:space="preserve"> — https://www.markdownguide.org/</w:t>
+      </w:r>
+    </w:p>
+    <w:p>
+      <w:pPr>
+        <w:keepNext/>
+        <w:keepLines/>
+        <w:pBdr>
+          <w:top w:val="nil"/>
+          <w:left w:val="nil"/>
+          <w:bottom w:val="nil"/>
+          <w:right w:val="nil"/>
+          <w:between w:val="nil"/>
+        </w:pBdr>
+        <w:spacing w:after="0" w:line="360" w:lineRule="auto"/>
+        <w:ind w:firstLine="851"/>
+        <w:rPr>
+          <w:rFonts w:ascii="Times New Roman" w:eastAsia="Times New Roman" w:hAnsi="Times New Roman" w:cs="Times New Roman"/>
+          <w:color w:val="000000"/>
+          <w:sz w:val="28"/>
+          <w:szCs w:val="28"/>
+        </w:rPr>
+      </w:pPr>
+      <w:r>
+        <w:rPr>
+          <w:rFonts w:ascii="Times New Roman" w:eastAsia="Times New Roman" w:hAnsi="Times New Roman" w:cs="Times New Roman"/>
+          <w:color w:val="000000"/>
+          <w:sz w:val="28"/>
+          <w:szCs w:val="28"/>
+        </w:rPr>
+        <w:t>5.</w:t>
+      </w:r>
+      <w:r>
+        <w:rPr>
+          <w:rFonts w:ascii="Times New Roman" w:eastAsia="Times New Roman" w:hAnsi="Times New Roman" w:cs="Times New Roman"/>
+          <w:color w:val="000000"/>
+          <w:sz w:val="28"/>
+          <w:szCs w:val="28"/>
+        </w:rPr>
+        <w:tab/>
+        <w:t xml:space="preserve">Документация библиотеки </w:t>
+      </w:r>
+      <w:proofErr w:type="spellStart"/>
+      <w:r>
+        <w:rPr>
+          <w:rFonts w:ascii="Times New Roman" w:eastAsia="Times New Roman" w:hAnsi="Times New Roman" w:cs="Times New Roman"/>
+          <w:color w:val="000000"/>
+          <w:sz w:val="28"/>
+          <w:szCs w:val="28"/>
+        </w:rPr>
+        <w:t>python-telegram-bot</w:t>
+      </w:r>
+      <w:proofErr w:type="spellEnd"/>
+      <w:r>
+        <w:rPr>
+          <w:rFonts w:ascii="Times New Roman" w:eastAsia="Times New Roman" w:hAnsi="Times New Roman" w:cs="Times New Roman"/>
+          <w:color w:val="000000"/>
+          <w:sz w:val="28"/>
+          <w:szCs w:val="28"/>
+        </w:rPr>
+        <w:t xml:space="preserve"> — https://docs.python-telegram-bot.org/</w:t>
+      </w:r>
+    </w:p>
+    <w:p>
+      <w:pPr>
+        <w:keepNext/>
+        <w:keepLines/>
+        <w:pBdr>
+          <w:top w:val="nil"/>
+          <w:left w:val="nil"/>
+          <w:bottom w:val="nil"/>
+          <w:right w:val="nil"/>
+          <w:between w:val="nil"/>
+        </w:pBdr>
+        <w:spacing w:after="0" w:line="360" w:lineRule="auto"/>
+        <w:ind w:firstLine="851"/>
+        <w:rPr>
+          <w:rFonts w:ascii="Times New Roman" w:eastAsia="Times New Roman" w:hAnsi="Times New Roman" w:cs="Times New Roman"/>
+          <w:color w:val="000000"/>
+          <w:sz w:val="28"/>
+          <w:szCs w:val="28"/>
+        </w:rPr>
+      </w:pPr>
+      <w:r>
+        <w:rPr>
+          <w:rFonts w:ascii="Times New Roman" w:eastAsia="Times New Roman" w:hAnsi="Times New Roman" w:cs="Times New Roman"/>
+          <w:color w:val="000000"/>
+          <w:sz w:val="28"/>
+          <w:szCs w:val="28"/>
+        </w:rPr>
+        <w:t>6.</w:t>
+      </w:r>
+      <w:r>
+        <w:rPr>
+          <w:rFonts w:ascii="Times New Roman" w:eastAsia="Times New Roman" w:hAnsi="Times New Roman" w:cs="Times New Roman"/>
+          <w:color w:val="000000"/>
+          <w:sz w:val="28"/>
+          <w:szCs w:val="28"/>
+        </w:rPr>
+        <w:tab/>
+        <w:t xml:space="preserve">Документация </w:t>
+      </w:r>
+      <w:proofErr w:type="spellStart"/>
+      <w:r>
+        <w:rPr>
+          <w:rFonts w:ascii="Times New Roman" w:eastAsia="Times New Roman" w:hAnsi="Times New Roman" w:cs="Times New Roman"/>
+          <w:color w:val="000000"/>
+          <w:sz w:val="28"/>
+          <w:szCs w:val="28"/>
+        </w:rPr>
+        <w:t>Telegram</w:t>
+      </w:r>
+      <w:proofErr w:type="spellEnd"/>
+      <w:r>
+        <w:rPr>
+          <w:rFonts w:ascii="Times New Roman" w:eastAsia="Times New Roman" w:hAnsi="Times New Roman" w:cs="Times New Roman"/>
+          <w:color w:val="000000"/>
+          <w:sz w:val="28"/>
+          <w:szCs w:val="28"/>
+        </w:rPr>
+        <w:t xml:space="preserve"> </w:t>
+      </w:r>
+      <w:proofErr w:type="spellStart"/>
+      <w:r>
+        <w:rPr>
+          <w:rFonts w:ascii="Times New Roman" w:eastAsia="Times New Roman" w:hAnsi="Times New Roman" w:cs="Times New Roman"/>
+          <w:color w:val="000000"/>
+          <w:sz w:val="28"/>
+          <w:szCs w:val="28"/>
+        </w:rPr>
+        <w:t>Bot</w:t>
+      </w:r>
+      <w:proofErr w:type="spellEnd"/>
+      <w:r>
+        <w:rPr>
+          <w:rFonts w:ascii="Times New Roman" w:eastAsia="Times New Roman" w:hAnsi="Times New Roman" w:cs="Times New Roman"/>
+          <w:color w:val="000000"/>
+          <w:sz w:val="28"/>
+          <w:szCs w:val="28"/>
+        </w:rPr>
+        <w:t xml:space="preserve"> API — https://core.telegram.org/bots/api</w:t>
+      </w:r>
+    </w:p>
+    <w:p>
+      <w:pPr>
+        <w:keepNext/>
+        <w:keepLines/>
+        <w:pBdr>
+          <w:top w:val="nil"/>
+          <w:left w:val="nil"/>
+          <w:bottom w:val="nil"/>
+          <w:right w:val="nil"/>
+          <w:between w:val="nil"/>
+        </w:pBdr>
+        <w:spacing w:after="0" w:line="360" w:lineRule="auto"/>
+        <w:ind w:firstLine="851"/>
+        <w:rPr>
+          <w:rFonts w:ascii="Times New Roman" w:eastAsia="Times New Roman" w:hAnsi="Times New Roman" w:cs="Times New Roman"/>
+          <w:color w:val="000000"/>
+          <w:sz w:val="28"/>
+          <w:szCs w:val="28"/>
+        </w:rPr>
+      </w:pPr>
+      <w:r>
+        <w:rPr>
+          <w:rFonts w:ascii="Times New Roman" w:eastAsia="Times New Roman" w:hAnsi="Times New Roman" w:cs="Times New Roman"/>
+          <w:color w:val="000000"/>
+          <w:sz w:val="28"/>
+          <w:szCs w:val="28"/>
+        </w:rPr>
+        <w:t>7.</w:t>
+      </w:r>
+      <w:r>
+        <w:rPr>
+          <w:rFonts w:ascii="Times New Roman" w:eastAsia="Times New Roman" w:hAnsi="Times New Roman" w:cs="Times New Roman"/>
+          <w:color w:val="000000"/>
+          <w:sz w:val="28"/>
+          <w:szCs w:val="28"/>
+        </w:rPr>
+        <w:tab/>
+        <w:t xml:space="preserve">Репозиторий проекта практики на </w:t>
+      </w:r>
+      <w:proofErr w:type="spellStart"/>
+      <w:r>
+        <w:rPr>
+          <w:rFonts w:ascii="Times New Roman" w:eastAsia="Times New Roman" w:hAnsi="Times New Roman" w:cs="Times New Roman"/>
+          <w:color w:val="000000"/>
+          <w:sz w:val="28"/>
+          <w:szCs w:val="28"/>
+        </w:rPr>
+        <w:t>GitHub</w:t>
+      </w:r>
+      <w:proofErr w:type="spellEnd"/>
+      <w:r>
+        <w:rPr>
+          <w:rFonts w:ascii="Times New Roman" w:eastAsia="Times New Roman" w:hAnsi="Times New Roman" w:cs="Times New Roman"/>
+          <w:color w:val="000000"/>
+          <w:sz w:val="28"/>
+          <w:szCs w:val="28"/>
+        </w:rPr>
+        <w:t xml:space="preserve"> — https://github.com/chivapses/practice-2026-1</w:t>
+      </w:r>
+    </w:p>
+    <w:p>
+      <w:pPr>
+        <w:keepNext/>
+        <w:keepLines/>
+        <w:pBdr>
+          <w:top w:val="nil"/>
+          <w:left w:val="nil"/>
+          <w:bottom w:val="nil"/>
+          <w:right w:val="nil"/>
+          <w:between w:val="nil"/>
+        </w:pBdr>
+        <w:spacing w:after="0" w:line="360" w:lineRule="auto"/>
+        <w:ind w:firstLine="851"/>
+        <w:rPr>
+          <w:rFonts w:ascii="Times New Roman" w:eastAsia="Times New Roman" w:hAnsi="Times New Roman" w:cs="Times New Roman"/>
+          <w:color w:val="000000"/>
+          <w:sz w:val="28"/>
+          <w:szCs w:val="28"/>
+        </w:rPr>
+      </w:pPr>
+    </w:p>
+    <w:p>
+      <w:pPr>
+        <w:keepNext/>
+        <w:keepLines/>
+        <w:pBdr>
+          <w:top w:val="nil"/>
+          <w:left w:val="nil"/>
+          <w:bottom w:val="nil"/>
+          <w:right w:val="nil"/>
+          <w:between w:val="nil"/>
+        </w:pBdr>
+        <w:spacing w:after="0" w:line="360" w:lineRule="auto"/>
+        <w:ind w:firstLine="851"/>
+        <w:rPr>
+          <w:rFonts w:ascii="Times New Roman" w:eastAsia="Times New Roman" w:hAnsi="Times New Roman" w:cs="Times New Roman"/>
+          <w:color w:val="000000"/>
+          <w:sz w:val="28"/>
+          <w:szCs w:val="28"/>
+        </w:rPr>
+      </w:pPr>
+    </w:p>
     <w:sectPr>
-      <w:footerReference w:type="default" r:id="rId7"/>
+      <w:footerReference w:type="default" r:id="rId11"/>
       <w:pgSz w:w="11906" w:h="16838"/>
       <w:pgMar w:top="1134" w:right="850" w:bottom="1134" w:left="1134" w:header="708" w:footer="708" w:gutter="0"/>
       <w:pgNumType w:start="1"/>
@@ -3487,6 +4718,95 @@
     </w:lvl>
   </w:abstractNum>
   <w:abstractNum w:abstractNumId="3" w15:restartNumberingAfterBreak="0">
+    <w:nsid w:val="192F6640"/>
+    <w:multiLevelType w:val="hybridMultilevel"/>
+    <w:tmpl w:val="3DA2DB76"/>
+    <w:lvl w:ilvl="0" w:tplc="10422B80">
+      <w:start w:val="1"/>
+      <w:numFmt w:val="decimal"/>
+      <w:lvlText w:val="%1."/>
+      <w:lvlJc w:val="left"/>
+      <w:pPr>
+        <w:ind w:left="1211" w:hanging="360"/>
+      </w:pPr>
+      <w:rPr>
+        <w:rFonts w:hint="default"/>
+      </w:rPr>
+    </w:lvl>
+    <w:lvl w:ilvl="1" w:tplc="04190019" w:tentative="1">
+      <w:start w:val="1"/>
+      <w:numFmt w:val="lowerLetter"/>
+      <w:lvlText w:val="%2."/>
+      <w:lvlJc w:val="left"/>
+      <w:pPr>
+        <w:ind w:left="1931" w:hanging="360"/>
+      </w:pPr>
+    </w:lvl>
+    <w:lvl w:ilvl="2" w:tplc="0419001B" w:tentative="1">
+      <w:start w:val="1"/>
+      <w:numFmt w:val="lowerRoman"/>
+      <w:lvlText w:val="%3."/>
+      <w:lvlJc w:val="right"/>
+      <w:pPr>
+        <w:ind w:left="2651" w:hanging="180"/>
+      </w:pPr>
+    </w:lvl>
+    <w:lvl w:ilvl="3" w:tplc="0419000F" w:tentative="1">
+      <w:start w:val="1"/>
+      <w:numFmt w:val="decimal"/>
+      <w:lvlText w:val="%4."/>
+      <w:lvlJc w:val="left"/>
+      <w:pPr>
+        <w:ind w:left="3371" w:hanging="360"/>
+      </w:pPr>
+    </w:lvl>
+    <w:lvl w:ilvl="4" w:tplc="04190019" w:tentative="1">
+      <w:start w:val="1"/>
+      <w:numFmt w:val="lowerLetter"/>
+      <w:lvlText w:val="%5."/>
+      <w:lvlJc w:val="left"/>
+      <w:pPr>
+        <w:ind w:left="4091" w:hanging="360"/>
+      </w:pPr>
+    </w:lvl>
+    <w:lvl w:ilvl="5" w:tplc="0419001B" w:tentative="1">
+      <w:start w:val="1"/>
+      <w:numFmt w:val="lowerRoman"/>
+      <w:lvlText w:val="%6."/>
+      <w:lvlJc w:val="right"/>
+      <w:pPr>
+        <w:ind w:left="4811" w:hanging="180"/>
+      </w:pPr>
+    </w:lvl>
+    <w:lvl w:ilvl="6" w:tplc="0419000F" w:tentative="1">
+      <w:start w:val="1"/>
+      <w:numFmt w:val="decimal"/>
+      <w:lvlText w:val="%7."/>
+      <w:lvlJc w:val="left"/>
+      <w:pPr>
+        <w:ind w:left="5531" w:hanging="360"/>
+      </w:pPr>
+    </w:lvl>
+    <w:lvl w:ilvl="7" w:tplc="04190019" w:tentative="1">
+      <w:start w:val="1"/>
+      <w:numFmt w:val="lowerLetter"/>
+      <w:lvlText w:val="%8."/>
+      <w:lvlJc w:val="left"/>
+      <w:pPr>
+        <w:ind w:left="6251" w:hanging="360"/>
+      </w:pPr>
+    </w:lvl>
+    <w:lvl w:ilvl="8" w:tplc="0419001B" w:tentative="1">
+      <w:start w:val="1"/>
+      <w:numFmt w:val="lowerRoman"/>
+      <w:lvlText w:val="%9."/>
+      <w:lvlJc w:val="right"/>
+      <w:pPr>
+        <w:ind w:left="6971" w:hanging="180"/>
+      </w:pPr>
+    </w:lvl>
+  </w:abstractNum>
+  <w:abstractNum w:abstractNumId="4" w15:restartNumberingAfterBreak="0">
     <w:nsid w:val="20866A0B"/>
     <w:multiLevelType w:val="multilevel"/>
     <w:tmpl w:val="3B8E30BC"/>
@@ -3608,7 +4928,7 @@
       </w:rPr>
     </w:lvl>
   </w:abstractNum>
-  <w:abstractNum w:abstractNumId="4" w15:restartNumberingAfterBreak="0">
+  <w:abstractNum w:abstractNumId="5" w15:restartNumberingAfterBreak="0">
     <w:nsid w:val="28FE4C7C"/>
     <w:multiLevelType w:val="hybridMultilevel"/>
     <w:tmpl w:val="826873F6"/>
@@ -3697,7 +5017,7 @@
       </w:pPr>
     </w:lvl>
   </w:abstractNum>
-  <w:abstractNum w:abstractNumId="5" w15:restartNumberingAfterBreak="0">
+  <w:abstractNum w:abstractNumId="6" w15:restartNumberingAfterBreak="0">
     <w:nsid w:val="316A627A"/>
     <w:multiLevelType w:val="multilevel"/>
     <w:tmpl w:val="468E110A"/>
@@ -3811,7 +5131,7 @@
       </w:rPr>
     </w:lvl>
   </w:abstractNum>
-  <w:abstractNum w:abstractNumId="6" w15:restartNumberingAfterBreak="0">
+  <w:abstractNum w:abstractNumId="7" w15:restartNumberingAfterBreak="0">
     <w:nsid w:val="31D20F45"/>
     <w:multiLevelType w:val="multilevel"/>
     <w:tmpl w:val="6B9837F6"/>
@@ -3925,7 +5245,7 @@
       </w:rPr>
     </w:lvl>
   </w:abstractNum>
-  <w:abstractNum w:abstractNumId="7" w15:restartNumberingAfterBreak="0">
+  <w:abstractNum w:abstractNumId="8" w15:restartNumberingAfterBreak="0">
     <w:nsid w:val="35D32FD7"/>
     <w:multiLevelType w:val="multilevel"/>
     <w:tmpl w:val="F3B28AA0"/>
@@ -4038,7 +5358,7 @@
       </w:rPr>
     </w:lvl>
   </w:abstractNum>
-  <w:abstractNum w:abstractNumId="8" w15:restartNumberingAfterBreak="0">
+  <w:abstractNum w:abstractNumId="9" w15:restartNumberingAfterBreak="0">
     <w:nsid w:val="3A75532C"/>
     <w:multiLevelType w:val="hybridMultilevel"/>
     <w:tmpl w:val="DC9E1AC0"/>
@@ -4127,7 +5447,7 @@
       </w:pPr>
     </w:lvl>
   </w:abstractNum>
-  <w:abstractNum w:abstractNumId="9" w15:restartNumberingAfterBreak="0">
+  <w:abstractNum w:abstractNumId="10" w15:restartNumberingAfterBreak="0">
     <w:nsid w:val="3ADF475E"/>
     <w:multiLevelType w:val="multilevel"/>
     <w:tmpl w:val="41468F68"/>
@@ -4241,7 +5561,7 @@
       </w:rPr>
     </w:lvl>
   </w:abstractNum>
-  <w:abstractNum w:abstractNumId="10" w15:restartNumberingAfterBreak="0">
+  <w:abstractNum w:abstractNumId="11" w15:restartNumberingAfterBreak="0">
     <w:nsid w:val="3D64641F"/>
     <w:multiLevelType w:val="multilevel"/>
     <w:tmpl w:val="AF5E46C8"/>
@@ -4354,7 +5674,7 @@
       </w:rPr>
     </w:lvl>
   </w:abstractNum>
-  <w:abstractNum w:abstractNumId="11" w15:restartNumberingAfterBreak="0">
+  <w:abstractNum w:abstractNumId="12" w15:restartNumberingAfterBreak="0">
     <w:nsid w:val="3F834F5A"/>
     <w:multiLevelType w:val="hybridMultilevel"/>
     <w:tmpl w:val="FB42AA40"/>
@@ -4467,7 +5787,7 @@
       </w:rPr>
     </w:lvl>
   </w:abstractNum>
-  <w:abstractNum w:abstractNumId="12" w15:restartNumberingAfterBreak="0">
+  <w:abstractNum w:abstractNumId="13" w15:restartNumberingAfterBreak="0">
     <w:nsid w:val="459D55A3"/>
     <w:multiLevelType w:val="multilevel"/>
     <w:tmpl w:val="6B9837F6"/>
@@ -4581,7 +5901,7 @@
       </w:rPr>
     </w:lvl>
   </w:abstractNum>
-  <w:abstractNum w:abstractNumId="13" w15:restartNumberingAfterBreak="0">
+  <w:abstractNum w:abstractNumId="14" w15:restartNumberingAfterBreak="0">
     <w:nsid w:val="4CC02A30"/>
     <w:multiLevelType w:val="hybridMultilevel"/>
     <w:tmpl w:val="86B8C0D0"/>
@@ -4667,7 +5987,96 @@
       </w:pPr>
     </w:lvl>
   </w:abstractNum>
-  <w:abstractNum w:abstractNumId="14" w15:restartNumberingAfterBreak="0">
+  <w:abstractNum w:abstractNumId="15" w15:restartNumberingAfterBreak="0">
+    <w:nsid w:val="4DF03C72"/>
+    <w:multiLevelType w:val="hybridMultilevel"/>
+    <w:tmpl w:val="E08051F0"/>
+    <w:lvl w:ilvl="0" w:tplc="F8DEF42C">
+      <w:start w:val="1"/>
+      <w:numFmt w:val="decimal"/>
+      <w:lvlText w:val="%1."/>
+      <w:lvlJc w:val="left"/>
+      <w:pPr>
+        <w:ind w:left="1571" w:hanging="360"/>
+      </w:pPr>
+      <w:rPr>
+        <w:rFonts w:hint="default"/>
+      </w:rPr>
+    </w:lvl>
+    <w:lvl w:ilvl="1" w:tplc="04190019" w:tentative="1">
+      <w:start w:val="1"/>
+      <w:numFmt w:val="lowerLetter"/>
+      <w:lvlText w:val="%2."/>
+      <w:lvlJc w:val="left"/>
+      <w:pPr>
+        <w:ind w:left="2291" w:hanging="360"/>
+      </w:pPr>
+    </w:lvl>
+    <w:lvl w:ilvl="2" w:tplc="0419001B" w:tentative="1">
+      <w:start w:val="1"/>
+      <w:numFmt w:val="lowerRoman"/>
+      <w:lvlText w:val="%3."/>
+      <w:lvlJc w:val="right"/>
+      <w:pPr>
+        <w:ind w:left="3011" w:hanging="180"/>
+      </w:pPr>
+    </w:lvl>
+    <w:lvl w:ilvl="3" w:tplc="0419000F" w:tentative="1">
+      <w:start w:val="1"/>
+      <w:numFmt w:val="decimal"/>
+      <w:lvlText w:val="%4."/>
+      <w:lvlJc w:val="left"/>
+      <w:pPr>
+        <w:ind w:left="3731" w:hanging="360"/>
+      </w:pPr>
+    </w:lvl>
+    <w:lvl w:ilvl="4" w:tplc="04190019" w:tentative="1">
+      <w:start w:val="1"/>
+      <w:numFmt w:val="lowerLetter"/>
+      <w:lvlText w:val="%5."/>
+      <w:lvlJc w:val="left"/>
+      <w:pPr>
+        <w:ind w:left="4451" w:hanging="360"/>
+      </w:pPr>
+    </w:lvl>
+    <w:lvl w:ilvl="5" w:tplc="0419001B" w:tentative="1">
+      <w:start w:val="1"/>
+      <w:numFmt w:val="lowerRoman"/>
+      <w:lvlText w:val="%6."/>
+      <w:lvlJc w:val="right"/>
+      <w:pPr>
+        <w:ind w:left="5171" w:hanging="180"/>
+      </w:pPr>
+    </w:lvl>
+    <w:lvl w:ilvl="6" w:tplc="0419000F" w:tentative="1">
+      <w:start w:val="1"/>
+      <w:numFmt w:val="decimal"/>
+      <w:lvlText w:val="%7."/>
+      <w:lvlJc w:val="left"/>
+      <w:pPr>
+        <w:ind w:left="5891" w:hanging="360"/>
+      </w:pPr>
+    </w:lvl>
+    <w:lvl w:ilvl="7" w:tplc="04190019" w:tentative="1">
+      <w:start w:val="1"/>
+      <w:numFmt w:val="lowerLetter"/>
+      <w:lvlText w:val="%8."/>
+      <w:lvlJc w:val="left"/>
+      <w:pPr>
+        <w:ind w:left="6611" w:hanging="360"/>
+      </w:pPr>
+    </w:lvl>
+    <w:lvl w:ilvl="8" w:tplc="0419001B" w:tentative="1">
+      <w:start w:val="1"/>
+      <w:numFmt w:val="lowerRoman"/>
+      <w:lvlText w:val="%9."/>
+      <w:lvlJc w:val="right"/>
+      <w:pPr>
+        <w:ind w:left="7331" w:hanging="180"/>
+      </w:pPr>
+    </w:lvl>
+  </w:abstractNum>
+  <w:abstractNum w:abstractNumId="16" w15:restartNumberingAfterBreak="0">
     <w:nsid w:val="527E7257"/>
     <w:multiLevelType w:val="multilevel"/>
     <w:tmpl w:val="6B9837F6"/>
@@ -4781,7 +6190,7 @@
       </w:rPr>
     </w:lvl>
   </w:abstractNum>
-  <w:abstractNum w:abstractNumId="15" w15:restartNumberingAfterBreak="0">
+  <w:abstractNum w:abstractNumId="17" w15:restartNumberingAfterBreak="0">
     <w:nsid w:val="58D52BDF"/>
     <w:multiLevelType w:val="multilevel"/>
     <w:tmpl w:val="6B9837F6"/>
@@ -4895,7 +6304,7 @@
       </w:rPr>
     </w:lvl>
   </w:abstractNum>
-  <w:abstractNum w:abstractNumId="16" w15:restartNumberingAfterBreak="0">
+  <w:abstractNum w:abstractNumId="18" w15:restartNumberingAfterBreak="0">
     <w:nsid w:val="5A425359"/>
     <w:multiLevelType w:val="multilevel"/>
     <w:tmpl w:val="6B9837F6"/>
@@ -5009,7 +6418,7 @@
       </w:rPr>
     </w:lvl>
   </w:abstractNum>
-  <w:abstractNum w:abstractNumId="17" w15:restartNumberingAfterBreak="0">
+  <w:abstractNum w:abstractNumId="19" w15:restartNumberingAfterBreak="0">
     <w:nsid w:val="6AF05171"/>
     <w:multiLevelType w:val="multilevel"/>
     <w:tmpl w:val="6B9837F6"/>
@@ -5123,7 +6532,7 @@
       </w:rPr>
     </w:lvl>
   </w:abstractNum>
-  <w:abstractNum w:abstractNumId="18" w15:restartNumberingAfterBreak="0">
+  <w:abstractNum w:abstractNumId="20" w15:restartNumberingAfterBreak="0">
     <w:nsid w:val="6C845BAE"/>
     <w:multiLevelType w:val="hybridMultilevel"/>
     <w:tmpl w:val="EAEE6340"/>
@@ -5212,7 +6621,7 @@
       </w:pPr>
     </w:lvl>
   </w:abstractNum>
-  <w:abstractNum w:abstractNumId="19" w15:restartNumberingAfterBreak="0">
+  <w:abstractNum w:abstractNumId="21" w15:restartNumberingAfterBreak="0">
     <w:nsid w:val="6CC76BB5"/>
     <w:multiLevelType w:val="multilevel"/>
     <w:tmpl w:val="E29E6094"/>
@@ -5326,7 +6735,7 @@
       </w:rPr>
     </w:lvl>
   </w:abstractNum>
-  <w:abstractNum w:abstractNumId="20" w15:restartNumberingAfterBreak="0">
+  <w:abstractNum w:abstractNumId="22" w15:restartNumberingAfterBreak="0">
     <w:nsid w:val="6CD7365C"/>
     <w:multiLevelType w:val="multilevel"/>
     <w:tmpl w:val="48762A20"/>
@@ -5439,7 +6848,7 @@
       </w:rPr>
     </w:lvl>
   </w:abstractNum>
-  <w:abstractNum w:abstractNumId="21" w15:restartNumberingAfterBreak="0">
+  <w:abstractNum w:abstractNumId="23" w15:restartNumberingAfterBreak="0">
     <w:nsid w:val="71A35A22"/>
     <w:multiLevelType w:val="multilevel"/>
     <w:tmpl w:val="445A8038"/>
@@ -5525,7 +6934,7 @@
       </w:pPr>
     </w:lvl>
   </w:abstractNum>
-  <w:abstractNum w:abstractNumId="22" w15:restartNumberingAfterBreak="0">
+  <w:abstractNum w:abstractNumId="24" w15:restartNumberingAfterBreak="0">
     <w:nsid w:val="793B287C"/>
     <w:multiLevelType w:val="multilevel"/>
     <w:tmpl w:val="6B9837F6"/>
@@ -5640,73 +7049,79 @@
     </w:lvl>
   </w:abstractNum>
   <w:num w:numId="1" w16cid:durableId="1645044453">
-    <w:abstractNumId w:val="15"/>
+    <w:abstractNumId w:val="17"/>
   </w:num>
   <w:num w:numId="2" w16cid:durableId="446393478">
-    <w:abstractNumId w:val="14"/>
+    <w:abstractNumId w:val="16"/>
   </w:num>
   <w:num w:numId="3" w16cid:durableId="1604456377">
+    <w:abstractNumId w:val="23"/>
+  </w:num>
+  <w:num w:numId="4" w16cid:durableId="1666011090">
+    <w:abstractNumId w:val="11"/>
+  </w:num>
+  <w:num w:numId="5" w16cid:durableId="989552254">
     <w:abstractNumId w:val="21"/>
   </w:num>
-  <w:num w:numId="4" w16cid:durableId="1666011090">
+  <w:num w:numId="6" w16cid:durableId="1678845411">
     <w:abstractNumId w:val="10"/>
-  </w:num>
-  <w:num w:numId="5" w16cid:durableId="989552254">
-    <w:abstractNumId w:val="19"/>
-  </w:num>
-  <w:num w:numId="6" w16cid:durableId="1678845411">
-    <w:abstractNumId w:val="9"/>
   </w:num>
   <w:num w:numId="7" w16cid:durableId="1954556281">
     <w:abstractNumId w:val="0"/>
   </w:num>
   <w:num w:numId="8" w16cid:durableId="113451767">
-    <w:abstractNumId w:val="12"/>
+    <w:abstractNumId w:val="13"/>
   </w:num>
   <w:num w:numId="9" w16cid:durableId="957376578">
-    <w:abstractNumId w:val="20"/>
+    <w:abstractNumId w:val="22"/>
   </w:num>
   <w:num w:numId="10" w16cid:durableId="2124762573">
-    <w:abstractNumId w:val="5"/>
+    <w:abstractNumId w:val="6"/>
   </w:num>
   <w:num w:numId="11" w16cid:durableId="936445907">
-    <w:abstractNumId w:val="22"/>
+    <w:abstractNumId w:val="24"/>
   </w:num>
   <w:num w:numId="12" w16cid:durableId="241529126">
     <w:abstractNumId w:val="1"/>
   </w:num>
   <w:num w:numId="13" w16cid:durableId="804540859">
-    <w:abstractNumId w:val="6"/>
+    <w:abstractNumId w:val="7"/>
   </w:num>
   <w:num w:numId="14" w16cid:durableId="685785334">
-    <w:abstractNumId w:val="17"/>
+    <w:abstractNumId w:val="19"/>
   </w:num>
   <w:num w:numId="15" w16cid:durableId="1054937567">
     <w:abstractNumId w:val="2"/>
   </w:num>
   <w:num w:numId="16" w16cid:durableId="83262884">
-    <w:abstractNumId w:val="16"/>
+    <w:abstractNumId w:val="18"/>
   </w:num>
   <w:num w:numId="17" w16cid:durableId="1660767754">
-    <w:abstractNumId w:val="7"/>
+    <w:abstractNumId w:val="8"/>
   </w:num>
   <w:num w:numId="18" w16cid:durableId="1936404462">
-    <w:abstractNumId w:val="13"/>
+    <w:abstractNumId w:val="14"/>
   </w:num>
   <w:num w:numId="19" w16cid:durableId="1430930089">
+    <w:abstractNumId w:val="4"/>
+  </w:num>
+  <w:num w:numId="20" w16cid:durableId="2023587674">
+    <w:abstractNumId w:val="20"/>
+  </w:num>
+  <w:num w:numId="21" w16cid:durableId="1150709163">
+    <w:abstractNumId w:val="5"/>
+  </w:num>
+  <w:num w:numId="22" w16cid:durableId="1893737541">
+    <w:abstractNumId w:val="12"/>
+  </w:num>
+  <w:num w:numId="23" w16cid:durableId="650402806">
+    <w:abstractNumId w:val="9"/>
+  </w:num>
+  <w:num w:numId="24" w16cid:durableId="566232040">
     <w:abstractNumId w:val="3"/>
   </w:num>
-  <w:num w:numId="20" w16cid:durableId="2023587674">
-    <w:abstractNumId w:val="18"/>
-  </w:num>
-  <w:num w:numId="21" w16cid:durableId="1150709163">
-    <w:abstractNumId w:val="4"/>
-  </w:num>
-  <w:num w:numId="22" w16cid:durableId="1893737541">
-    <w:abstractNumId w:val="11"/>
-  </w:num>
-  <w:num w:numId="23" w16cid:durableId="650402806">
-    <w:abstractNumId w:val="8"/>
+  <w:num w:numId="25" w16cid:durableId="70930673">
+    <w:abstractNumId w:val="15"/>
   </w:num>
 </w:numbering>
 </file>
